--- a/biblioteca/zootecnia/05_APOSTILA_ACESSIVEL.docx
+++ b/biblioteca/zootecnia/05_APOSTILA_ACESSIVEL.docx
@@ -144,6 +144,12 @@
           <w:t xml:space="preserve">Abrir o jogo</w:t>
         </w:r>
       </w:hyperlink>
+    </w:p>
+    <w:p>
+      <w:pPr>
+        <w:pStyle w:val="BodyText"/>
+      </w:pPr>
+      <w:hyperlink w:anchor="capítulo-0-kit-de-fundo-antes-do-cálculo"/>
     </w:p>
     <w:p>
       <w:pPr>
@@ -202,6 +208,12 @@
     </w:p>
     <w:p>
       <w:pPr>
+        <w:pStyle w:val="BodyText"/>
+      </w:pPr>
+      <w:hyperlink w:anchor="unidade-1-limites-e-continuidade"/>
+    </w:p>
+    <w:p>
+      <w:pPr>
         <w:pStyle w:val="CaptionedFigure"/>
       </w:pPr>
       <w:r>
@@ -257,6 +269,12 @@
     </w:p>
     <w:p>
       <w:pPr>
+        <w:pStyle w:val="BodyText"/>
+      </w:pPr>
+      <w:hyperlink w:anchor="unidade-2-derivadas"/>
+    </w:p>
+    <w:p>
+      <w:pPr>
         <w:pStyle w:val="CaptionedFigure"/>
       </w:pPr>
       <w:r>
@@ -312,6 +330,12 @@
     </w:p>
     <w:p>
       <w:pPr>
+        <w:pStyle w:val="BodyText"/>
+      </w:pPr>
+      <w:hyperlink w:anchor="unidade-3-aplicações-da-derivada"/>
+    </w:p>
+    <w:p>
+      <w:pPr>
         <w:pStyle w:val="CaptionedFigure"/>
       </w:pPr>
       <w:r>
@@ -364,6 +388,12 @@
       <w:r>
         <w:t xml:space="preserve">Aplicações</w:t>
       </w:r>
+    </w:p>
+    <w:p>
+      <w:pPr>
+        <w:pStyle w:val="BodyText"/>
+      </w:pPr>
+      <w:hyperlink w:anchor="unidade-5-área-e-edo-separáveis"/>
     </w:p>
     <w:p>
       <w:pPr>
@@ -8978,44 +9008,46 @@
           <w:bCs/>
           <w:b/>
         </w:rPr>
-        <w:t xml:space="preserve">3</w:t>
-      </w:r>
-      <w:r>
-        <w:t xml:space="preserve"> </w:t>
-      </w:r>
-      <w:r>
-        <w:t xml:space="preserve">(número de</w:t>
-      </w:r>
-      <w:r>
-        <w:t xml:space="preserve"> </w:t>
-      </w:r>
-      <w:r>
-        <w:t xml:space="preserve">exemplo). Tradução:</w:t>
-      </w:r>
-      <w:r>
-        <w:t xml:space="preserve"> </w:t>
-      </w:r>
-      <w:r>
-        <w:rPr>
-          <w:bCs/>
-          <w:b/>
-        </w:rPr>
-        <w:t xml:space="preserve">logo após o nascimento</w:t>
-      </w:r>
-      <w:r>
-        <w:t xml:space="preserve">, a taxa</w:t>
-      </w:r>
-      <w:r>
-        <w:t xml:space="preserve"> </w:t>
-      </w:r>
-      <w:r>
-        <w:t xml:space="preserve">média de ganho se aproxima de 3 kg por unidade de tempo — perto da taxa</w:t>
-      </w:r>
-      <w:r>
-        <w:t xml:space="preserve"> </w:t>
-      </w:r>
-      <w:r>
-        <w:t xml:space="preserve">instantânea (derivada da U2).</w:t>
+        <w:t xml:space="preserve">3 kg/mês</w:t>
+      </w:r>
+      <w:r>
+        <w:t xml:space="preserve"> </w:t>
+      </w:r>
+      <w:r>
+        <w:t xml:space="preserve">(número</w:t>
+      </w:r>
+      <w:r>
+        <w:t xml:space="preserve"> </w:t>
+      </w:r>
+      <w:r>
+        <w:t xml:space="preserve">de exemplo, se</w:t>
+      </w:r>
+      <w:r>
+        <w:t xml:space="preserve"> </w:t>
+      </w:r>
+      <w:r>
+        <w:rPr>
+          <w:rStyle w:val="VerbatimChar"/>
+        </w:rPr>
+        <w:t xml:space="preserve">t</w:t>
+      </w:r>
+      <w:r>
+        <w:t xml:space="preserve"> </w:t>
+      </w:r>
+      <w:r>
+        <w:t xml:space="preserve">estiver em meses). No instante inicial, a</w:t>
+      </w:r>
+      <w:r>
+        <w:t xml:space="preserve"> </w:t>
+      </w:r>
+      <w:r>
+        <w:t xml:space="preserve">taxa média de ganho se aproxima de 3 kg por mês; esse é o começo da</w:t>
+      </w:r>
+      <w:r>
+        <w:t xml:space="preserve"> </w:t>
+      </w:r>
+      <w:r>
+        <w:t xml:space="preserve">derivada da U2.</w:t>
       </w:r>
     </w:p>
     <w:bookmarkEnd w:id="95"/>
@@ -10011,25 +10043,25 @@
           <w:bCs/>
           <w:b/>
         </w:rPr>
-        <w:t xml:space="preserve">16</w:t>
-      </w:r>
-      <w:r>
-        <w:t xml:space="preserve"> </w:t>
-      </w:r>
-      <w:r>
-        <w:t xml:space="preserve">(número de exemplo, litros acumulados no modelo). Por ser polinômio, é</w:t>
-      </w:r>
-      <w:r>
-        <w:t xml:space="preserve"> </w:t>
-      </w:r>
-      <w:r>
-        <w:t xml:space="preserve">contínuo — o valor é o limite. Moral da Ana: "lactação não pula de 15</w:t>
-      </w:r>
-      <w:r>
-        <w:t xml:space="preserve"> </w:t>
-      </w:r>
-      <w:r>
-        <w:t xml:space="preserve">para 17 de um dia para o outro neste modelo — e a conta confirma."</w:t>
+        <w:t xml:space="preserve">16 L</w:t>
+      </w:r>
+      <w:r>
+        <w:t xml:space="preserve"> </w:t>
+      </w:r>
+      <w:r>
+        <w:t xml:space="preserve">(número de exemplo). Por ser polinômio, é contínuo: o limite é o valor</w:t>
+      </w:r>
+      <w:r>
+        <w:t xml:space="preserve"> </w:t>
+      </w:r>
+      <w:r>
+        <w:t xml:space="preserve">no ponto. No modelo, a curva não apresenta um salto entre os dias</w:t>
+      </w:r>
+      <w:r>
+        <w:t xml:space="preserve"> </w:t>
+      </w:r>
+      <w:r>
+        <w:t xml:space="preserve">vizinhos.</w:t>
       </w:r>
     </w:p>
     <w:p>
@@ -10855,7 +10887,7 @@
         <w:pStyle w:val="FirstParagraph"/>
       </w:pPr>
       <w:r>
-        <w:t xml:space="preserve">gabarito do guia (clique depois de tentar)</w:t>
+        <w:t xml:space="preserve">Gabarito do guia (abrir depois de tentar)</w:t>
       </w:r>
     </w:p>
     <w:p>
@@ -12137,25 +12169,34 @@
         <w:t xml:space="preserve"> </w:t>
       </w:r>
       <w:r>
-        <w:t xml:space="preserve">DO REBANHO EXEMPLO, dias 1 a 4, ganho do dia: 0,8; 0,9; 1,0; 1,1</w:t>
-      </w:r>
-      <w:r>
-        <w:t xml:space="preserve"> </w:t>
-      </w:r>
-      <w:r>
-        <w:t xml:space="preserve">(kg/dia, exemplo). Calcule a média dos 4 dias. Se o padrão "beirar"</w:t>
-      </w:r>
-      <w:r>
-        <w:t xml:space="preserve"> </w:t>
-      </w:r>
-      <w:r>
-        <w:t xml:space="preserve">continuar, qual teto diário a Ana pode chutar (exemplo)? Responda com</w:t>
-      </w:r>
-      <w:r>
-        <w:t xml:space="preserve"> </w:t>
-      </w:r>
-      <w:r>
-        <w:t xml:space="preserve">frase + kg/dia.</w:t>
+        <w:t xml:space="preserve">DO REBANHO EXEMPLO, o ganho dos dias 1 a 4 foi</w:t>
+      </w:r>
+      <w:r>
+        <w:t xml:space="preserve"> </w:t>
+      </w:r>
+      <w:r>
+        <w:rPr>
+          <w:rStyle w:val="VerbatimChar"/>
+        </w:rPr>
+        <w:t xml:space="preserve">0,8; 0,9; 1,0; 1,1</w:t>
+      </w:r>
+      <w:r>
+        <w:t xml:space="preserve"> </w:t>
+      </w:r>
+      <w:r>
+        <w:t xml:space="preserve">kg/dia. Calcule a média. Esses quatro</w:t>
+      </w:r>
+      <w:r>
+        <w:t xml:space="preserve"> </w:t>
+      </w:r>
+      <w:r>
+        <w:t xml:space="preserve">valores bastam para provar que existe um teto? Explique em uma frase</w:t>
+      </w:r>
+      <w:r>
+        <w:t xml:space="preserve"> </w:t>
+      </w:r>
+      <w:r>
+        <w:t xml:space="preserve">simples.</w:t>
       </w:r>
     </w:p>
     <w:p>
@@ -12173,25 +12214,40 @@
         <w:t xml:space="preserve"> </w:t>
       </w:r>
       <w:r>
-        <w:t xml:space="preserve">Na mesma tabela, leite dos</w:t>
-      </w:r>
-      <w:r>
-        <w:t xml:space="preserve"> </w:t>
-      </w:r>
-      <w:r>
-        <w:t xml:space="preserve">dias 3 (13,0), 4 (13,2) e 8 (14,0) — L/dia, exemplo. O leite</w:t>
-      </w:r>
-      <w:r>
-        <w:t xml:space="preserve"> </w:t>
-      </w:r>
-      <w:r>
-        <w:t xml:space="preserve">"estabilizou num teto" perto de 13–14 L/dia ou "explodiu"? Justifique</w:t>
-      </w:r>
-      <w:r>
-        <w:t xml:space="preserve"> </w:t>
-      </w:r>
-      <w:r>
-        <w:t xml:space="preserve">com "tende a" em 1 frase.</w:t>
+        <w:t xml:space="preserve">Na mesma tabela, o leite dos</w:t>
+      </w:r>
+      <w:r>
+        <w:t xml:space="preserve"> </w:t>
+      </w:r>
+      <w:r>
+        <w:t xml:space="preserve">dias 3, 4 e 8 foi</w:t>
+      </w:r>
+      <w:r>
+        <w:t xml:space="preserve"> </w:t>
+      </w:r>
+      <w:r>
+        <w:rPr>
+          <w:rStyle w:val="VerbatimChar"/>
+        </w:rPr>
+        <w:t xml:space="preserve">13,0; 13,2; 14,0</w:t>
+      </w:r>
+      <w:r>
+        <w:t xml:space="preserve"> </w:t>
+      </w:r>
+      <w:r>
+        <w:t xml:space="preserve">L/dia. Calcule a média</w:t>
+      </w:r>
+      <w:r>
+        <w:t xml:space="preserve"> </w:t>
+      </w:r>
+      <w:r>
+        <w:t xml:space="preserve">desses três registros. Ela pode ser chamada de limite ou teto sem</w:t>
+      </w:r>
+      <w:r>
+        <w:t xml:space="preserve"> </w:t>
+      </w:r>
+      <w:r>
+        <w:t xml:space="preserve">conhecer uma função? Justifique em uma frase.</w:t>
       </w:r>
     </w:p>
     <w:p>
@@ -12412,41 +12468,25 @@
         <w:t xml:space="preserve"> </w:t>
       </w:r>
       <w:r>
-        <w:t xml:space="preserve">(0,8+0,9+1,0+1,1)/4 = 3,8/4</w:t>
-      </w:r>
-      <w:r>
-        <w:t xml:space="preserve"> </w:t>
-      </w:r>
-      <w:r>
-        <w:t xml:space="preserve">=</w:t>
-      </w:r>
-      <w:r>
-        <w:t xml:space="preserve"> </w:t>
-      </w:r>
-      <w:r>
-        <w:rPr>
-          <w:bCs/>
-          <w:b/>
-        </w:rPr>
-        <w:t xml:space="preserve">0,95 kg/dia</w:t>
-      </w:r>
-      <w:r>
-        <w:t xml:space="preserve"> </w:t>
-      </w:r>
-      <w:r>
-        <w:t xml:space="preserve">(exemplo). Frase: "nos dias 1–4 o ganho</w:t>
-      </w:r>
-      <w:r>
-        <w:t xml:space="preserve"> </w:t>
-      </w:r>
-      <w:r>
-        <w:t xml:space="preserve">médio foi 0,95 kg/dia; chute de teto ~1,0–1,2 kg/dia (exemplo) se</w:t>
-      </w:r>
-      <w:r>
-        <w:t xml:space="preserve"> </w:t>
-      </w:r>
-      <w:r>
-        <w:t xml:space="preserve">beirar".</w:t>
+        <w:rPr>
+          <w:rStyle w:val="VerbatimChar"/>
+        </w:rPr>
+        <w:t xml:space="preserve">(0,8+0,9+1,0+1,1)/4=3,8/4=0,95</w:t>
+      </w:r>
+      <w:r>
+        <w:t xml:space="preserve">. Quatro observações mostram</w:t>
+      </w:r>
+      <w:r>
+        <w:t xml:space="preserve"> </w:t>
+      </w:r>
+      <w:r>
+        <w:t xml:space="preserve">apenas a média do período; não provam um limite nem um teto. Para</w:t>
+      </w:r>
+      <w:r>
+        <w:t xml:space="preserve"> </w:t>
+      </w:r>
+      <w:r>
+        <w:t xml:space="preserve">calcular um limite, é preciso uma função ou regra de crescimento.</w:t>
       </w:r>
     </w:p>
     <w:p>
@@ -12462,25 +12502,31 @@
           <w:bCs/>
           <w:b/>
         </w:rPr>
-        <w:t xml:space="preserve">T6 → estabilizou perto do teto.</w:t>
-      </w:r>
-      <w:r>
-        <w:t xml:space="preserve"> </w:t>
-      </w:r>
-      <w:r>
-        <w:t xml:space="preserve">Frase: "o leite dos</w:t>
-      </w:r>
-      <w:r>
-        <w:t xml:space="preserve"> </w:t>
-      </w:r>
-      <w:r>
-        <w:t xml:space="preserve">dias 3, 4 e 8 beira 13–14 L/dia (exemplo), não explode; tende a um teto</w:t>
-      </w:r>
-      <w:r>
-        <w:t xml:space="preserve"> </w:t>
-      </w:r>
-      <w:r>
-        <w:t xml:space="preserve">de ~14 L/dia".</w:t>
+        <w:t xml:space="preserve">T6 → média 13,4 L/dia.</w:t>
+      </w:r>
+      <w:r>
+        <w:t xml:space="preserve"> </w:t>
+      </w:r>
+      <w:r>
+        <w:rPr>
+          <w:rStyle w:val="VerbatimChar"/>
+        </w:rPr>
+        <w:t xml:space="preserve">(13,0+13,2+14,0)/3=40,2/3=13,4</w:t>
+      </w:r>
+      <w:r>
+        <w:t xml:space="preserve">. Essa média descreve somente</w:t>
+      </w:r>
+      <w:r>
+        <w:t xml:space="preserve"> </w:t>
+      </w:r>
+      <w:r>
+        <w:t xml:space="preserve">os três dias escolhidos. Não pode ser chamada de limite ou teto sem uma</w:t>
+      </w:r>
+      <w:r>
+        <w:t xml:space="preserve"> </w:t>
+      </w:r>
+      <w:r>
+        <w:t xml:space="preserve">regra que diga o que acontece para outros dias.</w:t>
       </w:r>
     </w:p>
     <w:p>
@@ -16822,7 +16868,7 @@
         <w:pStyle w:val="FirstParagraph"/>
       </w:pPr>
       <w:r>
-        <w:t xml:space="preserve">gabarito do guia (clique depois de tentar)</w:t>
+        <w:t xml:space="preserve">Gabarito do guia (abrir depois de tentar)</w:t>
       </w:r>
     </w:p>
     <w:p>
@@ -18703,32 +18749,25 @@
           <w:bCs/>
           <w:b/>
         </w:rPr>
-        <w:t xml:space="preserve">T5 → variação 0,2 kg/dia por dia.</w:t>
-      </w:r>
-      <w:r>
-        <w:t xml:space="preserve"> </w:t>
-      </w:r>
-      <w:r>
-        <w:t xml:space="preserve">(6,4−6,2)/1 =</w:t>
-      </w:r>
-      <w:r>
-        <w:t xml:space="preserve"> </w:t>
-      </w:r>
-      <w:r>
-        <w:rPr>
-          <w:bCs/>
-          <w:b/>
-        </w:rPr>
-        <w:t xml:space="preserve">0,2 (exemplo)</w:t>
-      </w:r>
-      <w:r>
-        <w:t xml:space="preserve">. É média de 1 dia, não derivada</w:t>
-      </w:r>
-      <w:r>
-        <w:t xml:space="preserve"> </w:t>
-      </w:r>
-      <w:r>
-        <w:t xml:space="preserve">instantânea.</w:t>
+        <w:t xml:space="preserve">T5 → variação média = 0,2 kg/dia.</w:t>
+      </w:r>
+      <w:r>
+        <w:t xml:space="preserve"> </w:t>
+      </w:r>
+      <w:r>
+        <w:rPr>
+          <w:rStyle w:val="VerbatimChar"/>
+        </w:rPr>
+        <w:t xml:space="preserve">(6,4−6,2)/1 dia = 0,2 kg/dia</w:t>
+      </w:r>
+      <w:r>
+        <w:t xml:space="preserve">. É a taxa média entre os dias</w:t>
+      </w:r>
+      <w:r>
+        <w:t xml:space="preserve"> </w:t>
+      </w:r>
+      <w:r>
+        <w:t xml:space="preserve">1 e 2, não uma derivada instantânea.</w:t>
       </w:r>
     </w:p>
     <w:p>
@@ -20913,7 +20952,16 @@
         <w:t xml:space="preserve"> </w:t>
       </w:r>
       <w:r>
-        <w:t xml:space="preserve">o modelo cresce para t &lt; 1 e t &gt; 3,</w:t>
+        <w:t xml:space="preserve">o modelo cresce para</w:t>
+      </w:r>
+      <w:r>
+        <w:t xml:space="preserve"> </w:t>
+      </w:r>
+      <w:r>
+        <w:rPr>
+          <w:rStyle w:val="VerbatimChar"/>
+        </w:rPr>
+        <w:t xml:space="preserve">t&lt;1</w:t>
       </w:r>
       <w:r>
         <w:t xml:space="preserve"> </w:t>
@@ -20926,16 +20974,85 @@
       </w:r>
       <w:r>
         <w:rPr>
-          <w:bCs/>
-          <w:b/>
-        </w:rPr>
-        <w:t xml:space="preserve">diminui</w:t>
-      </w:r>
-      <w:r>
-        <w:t xml:space="preserve"> </w:t>
-      </w:r>
-      <w:r>
-        <w:t xml:space="preserve">entre 1 e 3 (números de exemplo).</w:t>
+          <w:rStyle w:val="VerbatimChar"/>
+        </w:rPr>
+        <w:t xml:space="preserve">t&gt;3</w:t>
+      </w:r>
+      <w:r>
+        <w:t xml:space="preserve">, e diminui entre</w:t>
+      </w:r>
+      <w:r>
+        <w:t xml:space="preserve"> </w:t>
+      </w:r>
+      <w:r>
+        <w:rPr>
+          <w:rStyle w:val="VerbatimChar"/>
+        </w:rPr>
+        <w:t xml:space="preserve">1</w:t>
+      </w:r>
+      <w:r>
+        <w:t xml:space="preserve"> </w:t>
+      </w:r>
+      <w:r>
+        <w:t xml:space="preserve">e</w:t>
+      </w:r>
+      <w:r>
+        <w:t xml:space="preserve"> </w:t>
+      </w:r>
+      <w:r>
+        <w:rPr>
+          <w:rStyle w:val="VerbatimChar"/>
+        </w:rPr>
+        <w:t xml:space="preserve">3</w:t>
+      </w:r>
+      <w:r>
+        <w:t xml:space="preserve"> </w:t>
+      </w:r>
+      <w:r>
+        <w:t xml:space="preserve">(números de exemplo). Como</w:t>
+      </w:r>
+      <w:r>
+        <w:t xml:space="preserve"> </w:t>
+      </w:r>
+      <w:r>
+        <w:rPr>
+          <w:rStyle w:val="VerbatimChar"/>
+        </w:rPr>
+        <w:t xml:space="preserve">P(t)</w:t>
+      </w:r>
+      <w:r>
+        <w:t xml:space="preserve"> </w:t>
+      </w:r>
+      <w:r>
+        <w:t xml:space="preserve">representa um acumulado,</w:t>
+      </w:r>
+      <w:r>
+        <w:t xml:space="preserve"> </w:t>
+      </w:r>
+      <w:r>
+        <w:t xml:space="preserve">essa parte decrescente é um alerta de modelagem: um peso acumulado não</w:t>
+      </w:r>
+      <w:r>
+        <w:t xml:space="preserve"> </w:t>
+      </w:r>
+      <w:r>
+        <w:t xml:space="preserve">deveria voltar atrás dentro da história fictícia.</w:t>
+      </w:r>
+    </w:p>
+    <w:bookmarkEnd w:id="155"/>
+    <w:bookmarkStart w:id="156" w:name="X127d6c52dc3973a0bd539fdafd51336a62231d5"/>
+    <w:p>
+      <w:pPr>
+        <w:pStyle w:val="Heading4"/>
+      </w:pPr>
+      <w:r>
+        <w:t xml:space="preserve">Exemplo</w:t>
+      </w:r>
+      <w:r>
+        <w:t xml:space="preserve"> </w:t>
+      </w:r>
+      <w:r>
+        <w:t xml:space="preserve">2 — Otimização: área máxima com 200 m de cerca</w:t>
       </w:r>
       <w:r>
         <w:t xml:space="preserve"> </w:t>
@@ -20945,7 +21062,7 @@
           <w:iCs/>
           <w:i/>
         </w:rPr>
-        <w:t xml:space="preserve">Aula de</w:t>
+        <w:t xml:space="preserve">(número de</w:t>
       </w:r>
       <w:r>
         <w:rPr>
@@ -20959,67 +21076,260 @@
           <w:iCs/>
           <w:i/>
         </w:rPr>
-        <w:t xml:space="preserve">leitura:</w:t>
-      </w:r>
-      <w:r>
-        <w:t xml:space="preserve"> </w:t>
-      </w:r>
-      <w:r>
-        <w:t xml:space="preserve">o sinal negativo da derivada de peso acumulado é um alerta</w:t>
-      </w:r>
-      <w:r>
-        <w:t xml:space="preserve"> </w:t>
-      </w:r>
-      <w:r>
-        <w:t xml:space="preserve">de</w:t>
-      </w:r>
-      <w:r>
-        <w:t xml:space="preserve"> </w:t>
-      </w:r>
-      <w:r>
-        <w:rPr>
-          <w:bCs/>
-          <w:b/>
-        </w:rPr>
-        <w:t xml:space="preserve">modelo</w:t>
-      </w:r>
-      <w:r>
-        <w:t xml:space="preserve"> </w:t>
-      </w:r>
-      <w:r>
-        <w:t xml:space="preserve">— em crescimento real você esperaria P′ ≥ 0;</w:t>
-      </w:r>
-      <w:r>
-        <w:t xml:space="preserve"> </w:t>
-      </w:r>
-      <w:r>
-        <w:t xml:space="preserve">use o teste para</w:t>
-      </w:r>
-      <w:r>
-        <w:t xml:space="preserve"> </w:t>
-      </w:r>
-      <w:r>
-        <w:rPr>
-          <w:bCs/>
-          <w:b/>
-        </w:rPr>
-        <w:t xml:space="preserve">questionar</w:t>
-      </w:r>
-      <w:r>
-        <w:t xml:space="preserve"> </w:t>
-      </w:r>
-      <w:r>
-        <w:t xml:space="preserve">a curva, não só para marcar</w:t>
-      </w:r>
-      <w:r>
-        <w:t xml:space="preserve"> </w:t>
-      </w:r>
-      <w:r>
-        <w:t xml:space="preserve">X.</w:t>
-      </w:r>
-    </w:p>
-    <w:bookmarkEnd w:id="155"/>
-    <w:bookmarkStart w:id="156" w:name="X127d6c52dc3973a0bd539fdafd51336a62231d5"/>
+        <w:t xml:space="preserve">exemplo)</w:t>
+      </w:r>
+    </w:p>
+    <w:p>
+      <w:pPr>
+        <w:pStyle w:val="FirstParagraph"/>
+      </w:pPr>
+      <w:r>
+        <w:t xml:space="preserve">Retângulo com perímetro 200 m: 2(x + y) = 200 →</w:t>
+      </w:r>
+      <w:r>
+        <w:t xml:space="preserve"> </w:t>
+      </w:r>
+      <w:r>
+        <w:rPr>
+          <w:bCs/>
+          <w:b/>
+        </w:rPr>
+        <w:t xml:space="preserve">x + y =</w:t>
+      </w:r>
+      <w:r>
+        <w:rPr>
+          <w:bCs/>
+          <w:b/>
+        </w:rPr>
+        <w:t xml:space="preserve"> </w:t>
+      </w:r>
+      <w:r>
+        <w:rPr>
+          <w:bCs/>
+          <w:b/>
+        </w:rPr>
+        <w:t xml:space="preserve">100</w:t>
+      </w:r>
+      <w:r>
+        <w:t xml:space="preserve"> </w:t>
+      </w:r>
+      <w:r>
+        <w:t xml:space="preserve">→ y = 100 − x. Área:</w:t>
+      </w:r>
+      <w:r>
+        <w:t xml:space="preserve"> </w:t>
+      </w:r>
+      <w:r>
+        <w:rPr>
+          <w:bCs/>
+          <w:b/>
+        </w:rPr>
+        <w:t xml:space="preserve">A(x) = x(100 − x) = 100x −</w:t>
+      </w:r>
+      <w:r>
+        <w:rPr>
+          <w:bCs/>
+          <w:b/>
+        </w:rPr>
+        <w:t xml:space="preserve"> </w:t>
+      </w:r>
+      <w:r>
+        <w:rPr>
+          <w:bCs/>
+          <w:b/>
+        </w:rPr>
+        <w:t xml:space="preserve">x²</w:t>
+      </w:r>
+      <w:r>
+        <w:t xml:space="preserve">.</w:t>
+      </w:r>
+    </w:p>
+    <w:p>
+      <w:pPr>
+        <w:pStyle w:val="BodyText"/>
+      </w:pPr>
+      <w:r>
+        <w:rPr>
+          <w:bCs/>
+          <w:b/>
+        </w:rPr>
+        <w:t xml:space="preserve">Passo 1:</w:t>
+      </w:r>
+      <w:r>
+        <w:t xml:space="preserve"> </w:t>
+      </w:r>
+      <w:r>
+        <w:t xml:space="preserve">A′(x) = 100 − 2x.</w:t>
+      </w:r>
+      <w:r>
+        <w:t xml:space="preserve"> </w:t>
+      </w:r>
+      <w:r>
+        <w:rPr>
+          <w:bCs/>
+          <w:b/>
+        </w:rPr>
+        <w:t xml:space="preserve">Passo 2:</w:t>
+      </w:r>
+      <w:r>
+        <w:t xml:space="preserve"> </w:t>
+      </w:r>
+      <w:r>
+        <w:t xml:space="preserve">100 − 2x = 0 →</w:t>
+      </w:r>
+      <w:r>
+        <w:t xml:space="preserve"> </w:t>
+      </w:r>
+      <w:r>
+        <w:rPr>
+          <w:bCs/>
+          <w:b/>
+        </w:rPr>
+        <w:t xml:space="preserve">x = 50</w:t>
+      </w:r>
+      <w:r>
+        <w:t xml:space="preserve">.</w:t>
+      </w:r>
+      <w:r>
+        <w:t xml:space="preserve"> </w:t>
+      </w:r>
+      <w:r>
+        <w:rPr>
+          <w:bCs/>
+          <w:b/>
+        </w:rPr>
+        <w:t xml:space="preserve">Passo 3 —</w:t>
+      </w:r>
+      <w:r>
+        <w:rPr>
+          <w:bCs/>
+          <w:b/>
+        </w:rPr>
+        <w:t xml:space="preserve"> </w:t>
+      </w:r>
+      <w:r>
+        <w:rPr>
+          <w:bCs/>
+          <w:b/>
+        </w:rPr>
+        <w:t xml:space="preserve">sinal:</w:t>
+      </w:r>
+      <w:r>
+        <w:t xml:space="preserve"> </w:t>
+      </w:r>
+      <w:r>
+        <w:t xml:space="preserve">A′ &gt; 0 para x &lt; 50; A′ &lt; 0 para x &gt; 50 →</w:t>
+      </w:r>
+      <w:r>
+        <w:t xml:space="preserve"> </w:t>
+      </w:r>
+      <w:r>
+        <w:rPr>
+          <w:bCs/>
+          <w:b/>
+        </w:rPr>
+        <w:t xml:space="preserve">máximo</w:t>
+      </w:r>
+      <w:r>
+        <w:t xml:space="preserve"> </w:t>
+      </w:r>
+      <w:r>
+        <w:t xml:space="preserve">.</w:t>
+      </w:r>
+      <w:r>
+        <w:t xml:space="preserve"> </w:t>
+      </w:r>
+      <w:r>
+        <w:rPr>
+          <w:bCs/>
+          <w:b/>
+        </w:rPr>
+        <w:t xml:space="preserve">Passo 4 — valor:</w:t>
+      </w:r>
+      <w:r>
+        <w:t xml:space="preserve"> </w:t>
+      </w:r>
+      <w:r>
+        <w:t xml:space="preserve">y = 50;</w:t>
+      </w:r>
+      <w:r>
+        <w:t xml:space="preserve"> </w:t>
+      </w:r>
+      <w:r>
+        <w:t xml:space="preserve">A(50) = 50·50 =</w:t>
+      </w:r>
+      <w:r>
+        <w:t xml:space="preserve"> </w:t>
+      </w:r>
+      <w:r>
+        <w:rPr>
+          <w:bCs/>
+          <w:b/>
+        </w:rPr>
+        <w:t xml:space="preserve">2500</w:t>
+      </w:r>
+      <w:r>
+        <w:t xml:space="preserve">.</w:t>
+      </w:r>
+    </w:p>
+    <w:p>
+      <w:pPr>
+        <w:pStyle w:val="BodyText"/>
+      </w:pPr>
+      <w:r>
+        <w:rPr>
+          <w:bCs/>
+          <w:b/>
+        </w:rPr>
+        <w:t xml:space="preserve">Resposta:</w:t>
+      </w:r>
+      <w:r>
+        <w:t xml:space="preserve"> </w:t>
+      </w:r>
+      <w:r>
+        <w:rPr>
+          <w:bCs/>
+          <w:b/>
+        </w:rPr>
+        <w:t xml:space="preserve">quadrado de 50 × 50 m</w:t>
+      </w:r>
+      <w:r>
+        <w:t xml:space="preserve"> </w:t>
+      </w:r>
+      <w:r>
+        <w:t xml:space="preserve">com</w:t>
+      </w:r>
+      <w:r>
+        <w:t xml:space="preserve"> </w:t>
+      </w:r>
+      <w:r>
+        <w:t xml:space="preserve">área máxima</w:t>
+      </w:r>
+      <w:r>
+        <w:t xml:space="preserve"> </w:t>
+      </w:r>
+      <w:r>
+        <w:rPr>
+          <w:bCs/>
+          <w:b/>
+        </w:rPr>
+        <w:t xml:space="preserve">2500 m²</w:t>
+      </w:r>
+      <w:r>
+        <w:t xml:space="preserve"> </w:t>
+      </w:r>
+      <w:r>
+        <w:t xml:space="preserve">(número de exemplo). Geografia</w:t>
+      </w:r>
+      <w:r>
+        <w:t xml:space="preserve"> </w:t>
+      </w:r>
+      <w:r>
+        <w:t xml:space="preserve">básica para divisão de piquete com recurso fixo.</w:t>
+      </w:r>
+    </w:p>
+    <w:bookmarkEnd w:id="156"/>
+    <w:bookmarkStart w:id="157" w:name="X69165dde3f7b1bfd93a564f98a730bad2b6ada4"/>
     <w:p>
       <w:pPr>
         <w:pStyle w:val="Heading4"/>
@@ -21031,7 +21341,7 @@
         <w:t xml:space="preserve"> </w:t>
       </w:r>
       <w:r>
-        <w:t xml:space="preserve">2 — Otimização: área máxima com 200 m de cerca</w:t>
+        <w:t xml:space="preserve">3 — Lotação ótima do lote (conceitual)</w:t>
       </w:r>
       <w:r>
         <w:t xml:space="preserve"> </w:t>
@@ -21041,13 +21351,303 @@
           <w:iCs/>
           <w:i/>
         </w:rPr>
-        <w:t xml:space="preserve">(número de</w:t>
+        <w:t xml:space="preserve">(número de exemplo)</w:t>
+      </w:r>
+    </w:p>
+    <w:p>
+      <w:pPr>
+        <w:pStyle w:val="FirstParagraph"/>
+      </w:pPr>
+      <w:r>
+        <w:t xml:space="preserve">"Retorno do lote" (unidades de exemplo de lucro):</w:t>
+      </w:r>
+      <w:r>
+        <w:t xml:space="preserve"> </w:t>
+      </w:r>
+      <w:r>
+        <w:rPr>
+          <w:bCs/>
+          <w:b/>
+        </w:rPr>
+        <w:t xml:space="preserve">L(x) = −5x²</w:t>
+      </w:r>
+      <w:r>
+        <w:rPr>
+          <w:bCs/>
+          <w:b/>
+        </w:rPr>
+        <w:t xml:space="preserve"> </w:t>
+      </w:r>
+      <w:r>
+        <w:rPr>
+          <w:bCs/>
+          <w:b/>
+        </w:rPr>
+        <w:t xml:space="preserve">+ 120x − 500</w:t>
+      </w:r>
+      <w:r>
+        <w:t xml:space="preserve">, x = cabeças.</w:t>
+      </w:r>
+    </w:p>
+    <w:p>
+      <w:pPr>
+        <w:pStyle w:val="BodyText"/>
+      </w:pPr>
+      <w:r>
+        <w:rPr>
+          <w:bCs/>
+          <w:b/>
+        </w:rPr>
+        <w:t xml:space="preserve">Passo 1:</w:t>
+      </w:r>
+      <w:r>
+        <w:t xml:space="preserve"> </w:t>
+      </w:r>
+      <w:r>
+        <w:t xml:space="preserve">L′(x) = −10x + 120.</w:t>
+      </w:r>
+      <w:r>
+        <w:t xml:space="preserve"> </w:t>
+      </w:r>
+      <w:r>
+        <w:rPr>
+          <w:bCs/>
+          <w:b/>
+        </w:rPr>
+        <w:t xml:space="preserve">Passo</w:t>
+      </w:r>
+      <w:r>
+        <w:rPr>
+          <w:bCs/>
+          <w:b/>
+        </w:rPr>
+        <w:t xml:space="preserve"> </w:t>
+      </w:r>
+      <w:r>
+        <w:rPr>
+          <w:bCs/>
+          <w:b/>
+        </w:rPr>
+        <w:t xml:space="preserve">2:</w:t>
+      </w:r>
+      <w:r>
+        <w:t xml:space="preserve"> </w:t>
+      </w:r>
+      <w:r>
+        <w:t xml:space="preserve">−10x + 120 = 0 →</w:t>
+      </w:r>
+      <w:r>
+        <w:t xml:space="preserve"> </w:t>
+      </w:r>
+      <w:r>
+        <w:rPr>
+          <w:bCs/>
+          <w:b/>
+        </w:rPr>
+        <w:t xml:space="preserve">x = 12</w:t>
+      </w:r>
+      <w:r>
+        <w:t xml:space="preserve">.</w:t>
+      </w:r>
+      <w:r>
+        <w:t xml:space="preserve"> </w:t>
+      </w:r>
+      <w:r>
+        <w:rPr>
+          <w:bCs/>
+          <w:b/>
+        </w:rPr>
+        <w:t xml:space="preserve">Passo 3 —</w:t>
+      </w:r>
+      <w:r>
+        <w:rPr>
+          <w:bCs/>
+          <w:b/>
+        </w:rPr>
+        <w:t xml:space="preserve"> </w:t>
+      </w:r>
+      <w:r>
+        <w:rPr>
+          <w:bCs/>
+          <w:b/>
+        </w:rPr>
+        <w:t xml:space="preserve">sinal:</w:t>
+      </w:r>
+      <w:r>
+        <w:t xml:space="preserve"> </w:t>
+      </w:r>
+      <w:r>
+        <w:t xml:space="preserve">+ antes de 12, − depois →</w:t>
+      </w:r>
+      <w:r>
+        <w:t xml:space="preserve"> </w:t>
+      </w:r>
+      <w:r>
+        <w:rPr>
+          <w:bCs/>
+          <w:b/>
+        </w:rPr>
+        <w:t xml:space="preserve">máximo</w:t>
+      </w:r>
+      <w:r>
+        <w:t xml:space="preserve"> </w:t>
+      </w:r>
+      <w:r>
+        <w:t xml:space="preserve">(ou</w:t>
+      </w:r>
+      <w:r>
+        <w:t xml:space="preserve"> </w:t>
+      </w:r>
+      <w:r>
+        <w:t xml:space="preserve">L″ = −10 &lt; 0).</w:t>
+      </w:r>
+      <w:r>
+        <w:t xml:space="preserve"> </w:t>
+      </w:r>
+      <w:r>
+        <w:rPr>
+          <w:bCs/>
+          <w:b/>
+        </w:rPr>
+        <w:t xml:space="preserve">Passo 4 — valor:</w:t>
+      </w:r>
+      <w:r>
+        <w:t xml:space="preserve"> </w:t>
+      </w:r>
+      <w:r>
+        <w:t xml:space="preserve">L(12) = −5·144 +</w:t>
+      </w:r>
+      <w:r>
+        <w:t xml:space="preserve"> </w:t>
+      </w:r>
+      <w:r>
+        <w:t xml:space="preserve">120·12 − 500 = −720 + 1440 − 500 =</w:t>
+      </w:r>
+      <w:r>
+        <w:t xml:space="preserve"> </w:t>
+      </w:r>
+      <w:r>
+        <w:rPr>
+          <w:bCs/>
+          <w:b/>
+        </w:rPr>
+        <w:t xml:space="preserve">220</w:t>
+      </w:r>
+      <w:r>
+        <w:t xml:space="preserve">.</w:t>
+      </w:r>
+    </w:p>
+    <w:p>
+      <w:pPr>
+        <w:pStyle w:val="BodyText"/>
+      </w:pPr>
+      <w:r>
+        <w:rPr>
+          <w:bCs/>
+          <w:b/>
+        </w:rPr>
+        <w:t xml:space="preserve">Resposta:</w:t>
+      </w:r>
+      <w:r>
+        <w:t xml:space="preserve"> </w:t>
+      </w:r>
+      <w:r>
+        <w:rPr>
+          <w:bCs/>
+          <w:b/>
+        </w:rPr>
+        <w:t xml:space="preserve">x = 12 cabeças</w:t>
+      </w:r>
+      <w:r>
+        <w:t xml:space="preserve">, retorno</w:t>
+      </w:r>
+      <w:r>
+        <w:t xml:space="preserve"> </w:t>
+      </w:r>
+      <w:r>
+        <w:rPr>
+          <w:bCs/>
+          <w:b/>
+        </w:rPr>
+        <w:t xml:space="preserve">220</w:t>
+      </w:r>
+      <w:r>
+        <w:t xml:space="preserve"> </w:t>
+      </w:r>
+      <w:r>
+        <w:t xml:space="preserve">(números de exemplo).</w:t>
+      </w:r>
+      <w:r>
+        <w:t xml:space="preserve"> </w:t>
       </w:r>
       <w:r>
         <w:rPr>
           <w:iCs/>
           <w:i/>
         </w:rPr>
+        <w:t xml:space="preserve">Conceito:</w:t>
+      </w:r>
+      <w:r>
+        <w:t xml:space="preserve"> </w:t>
+      </w:r>
+      <w:r>
+        <w:t xml:space="preserve">lotação</w:t>
+      </w:r>
+      <w:r>
+        <w:t xml:space="preserve"> </w:t>
+      </w:r>
+      <w:r>
+        <w:rPr>
+          <w:bCs/>
+          <w:b/>
+        </w:rPr>
+        <w:t xml:space="preserve">conceitual</w:t>
+      </w:r>
+      <w:r>
+        <w:t xml:space="preserve"> </w:t>
+      </w:r>
+      <w:r>
+        <w:t xml:space="preserve">— o parâmetro real de manejo vem da</w:t>
+      </w:r>
+      <w:r>
+        <w:t xml:space="preserve"> </w:t>
+      </w:r>
+      <w:r>
+        <w:t xml:space="preserve">disciplina de manejo, não do Cálculo; aqui você aprende a</w:t>
+      </w:r>
+      <w:r>
+        <w:t xml:space="preserve"> </w:t>
+      </w:r>
+      <w:r>
+        <w:rPr>
+          <w:bCs/>
+          <w:b/>
+        </w:rPr>
+        <w:t xml:space="preserve">estrutura</w:t>
+      </w:r>
+      <w:r>
+        <w:t xml:space="preserve"> </w:t>
+      </w:r>
+      <w:r>
+        <w:t xml:space="preserve">do "melhor ponto".</w:t>
+      </w:r>
+    </w:p>
+    <w:bookmarkEnd w:id="157"/>
+    <w:bookmarkStart w:id="158" w:name="Xb238bcca52f880aaf468e37f3040f3c3e562860"/>
+    <w:p>
+      <w:pPr>
+        <w:pStyle w:val="Heading4"/>
+      </w:pPr>
+      <w:r>
+        <w:t xml:space="preserve">Exemplo 4</w:t>
+      </w:r>
+      <w:r>
+        <w:t xml:space="preserve"> </w:t>
+      </w:r>
+      <w:r>
+        <w:t xml:space="preserve">— Taxa marginal de consumo</w:t>
+      </w:r>
+      <w:r>
         <w:t xml:space="preserve"> </w:t>
       </w:r>
       <w:r>
@@ -21055,7 +21655,7 @@
           <w:iCs/>
           <w:i/>
         </w:rPr>
-        <w:t xml:space="preserve">exemplo)</w:t>
+        <w:t xml:space="preserve">(número de exemplo)</w:t>
       </w:r>
     </w:p>
     <w:p>
@@ -21063,61 +21663,87 @@
         <w:pStyle w:val="FirstParagraph"/>
       </w:pPr>
       <w:r>
-        <w:t xml:space="preserve">Retângulo com perímetro 200 m: 2(x + y) = 200 →</w:t>
-      </w:r>
-      <w:r>
-        <w:t xml:space="preserve"> </w:t>
-      </w:r>
-      <w:r>
-        <w:rPr>
-          <w:bCs/>
-          <w:b/>
-        </w:rPr>
-        <w:t xml:space="preserve">x + y =</w:t>
-      </w:r>
-      <w:r>
-        <w:rPr>
-          <w:bCs/>
-          <w:b/>
-        </w:rPr>
-        <w:t xml:space="preserve"> </w:t>
-      </w:r>
-      <w:r>
-        <w:rPr>
-          <w:bCs/>
-          <w:b/>
-        </w:rPr>
-        <w:t xml:space="preserve">100</w:t>
-      </w:r>
-      <w:r>
-        <w:t xml:space="preserve"> </w:t>
-      </w:r>
-      <w:r>
-        <w:t xml:space="preserve">→ y = 100 − x. Área:</w:t>
-      </w:r>
-      <w:r>
-        <w:t xml:space="preserve"> </w:t>
-      </w:r>
-      <w:r>
-        <w:rPr>
-          <w:bCs/>
-          <w:b/>
-        </w:rPr>
-        <w:t xml:space="preserve">A(x) = x(100 − x) = 100x −</w:t>
-      </w:r>
-      <w:r>
-        <w:rPr>
-          <w:bCs/>
-          <w:b/>
-        </w:rPr>
-        <w:t xml:space="preserve"> </w:t>
-      </w:r>
-      <w:r>
-        <w:rPr>
-          <w:bCs/>
-          <w:b/>
-        </w:rPr>
-        <w:t xml:space="preserve">x²</w:t>
+        <w:t xml:space="preserve">Consumo total de MS:</w:t>
+      </w:r>
+      <w:r>
+        <w:t xml:space="preserve"> </w:t>
+      </w:r>
+      <w:r>
+        <w:rPr>
+          <w:bCs/>
+          <w:b/>
+        </w:rPr>
+        <w:t xml:space="preserve">C(x) = 0,05x³ + 2x² + 10x</w:t>
+      </w:r>
+      <w:r>
+        <w:t xml:space="preserve"> </w:t>
+      </w:r>
+      <w:r>
+        <w:t xml:space="preserve">(kg),</w:t>
+      </w:r>
+      <w:r>
+        <w:t xml:space="preserve"> </w:t>
+      </w:r>
+      <w:r>
+        <w:t xml:space="preserve">x = cabeças no lote.</w:t>
+      </w:r>
+    </w:p>
+    <w:p>
+      <w:pPr>
+        <w:pStyle w:val="BodyText"/>
+      </w:pPr>
+      <w:r>
+        <w:rPr>
+          <w:bCs/>
+          <w:b/>
+        </w:rPr>
+        <w:t xml:space="preserve">Passo 1:</w:t>
+      </w:r>
+      <w:r>
+        <w:t xml:space="preserve"> </w:t>
+      </w:r>
+      <w:r>
+        <w:t xml:space="preserve">C′(x) = 0,15x² + 4x + 10.</w:t>
+      </w:r>
+      <w:r>
+        <w:t xml:space="preserve"> </w:t>
+      </w:r>
+      <w:r>
+        <w:rPr>
+          <w:bCs/>
+          <w:b/>
+        </w:rPr>
+        <w:t xml:space="preserve">Passo</w:t>
+      </w:r>
+      <w:r>
+        <w:rPr>
+          <w:bCs/>
+          <w:b/>
+        </w:rPr>
+        <w:t xml:space="preserve"> </w:t>
+      </w:r>
+      <w:r>
+        <w:rPr>
+          <w:bCs/>
+          <w:b/>
+        </w:rPr>
+        <w:t xml:space="preserve">2:</w:t>
+      </w:r>
+      <w:r>
+        <w:t xml:space="preserve"> </w:t>
+      </w:r>
+      <w:r>
+        <w:t xml:space="preserve">C′(20) = 0,15·400 + 80 + 10 = 60 + 80 + 10 =</w:t>
+      </w:r>
+      <w:r>
+        <w:t xml:space="preserve"> </w:t>
+      </w:r>
+      <w:r>
+        <w:rPr>
+          <w:bCs/>
+          <w:b/>
+        </w:rPr>
+        <w:t xml:space="preserve">150</w:t>
       </w:r>
       <w:r>
         <w:t xml:space="preserve">.</w:t>
@@ -21132,183 +21758,61 @@
           <w:bCs/>
           <w:b/>
         </w:rPr>
-        <w:t xml:space="preserve">Passo 1:</w:t>
-      </w:r>
-      <w:r>
-        <w:t xml:space="preserve"> </w:t>
-      </w:r>
-      <w:r>
-        <w:t xml:space="preserve">A′(x) = 100 − 2x.</w:t>
-      </w:r>
-      <w:r>
-        <w:t xml:space="preserve"> </w:t>
-      </w:r>
-      <w:r>
-        <w:rPr>
-          <w:bCs/>
-          <w:b/>
-        </w:rPr>
-        <w:t xml:space="preserve">Passo 2:</w:t>
-      </w:r>
-      <w:r>
-        <w:t xml:space="preserve"> </w:t>
-      </w:r>
-      <w:r>
-        <w:t xml:space="preserve">100 − 2x = 0 →</w:t>
-      </w:r>
-      <w:r>
-        <w:t xml:space="preserve"> </w:t>
-      </w:r>
-      <w:r>
-        <w:rPr>
-          <w:bCs/>
-          <w:b/>
-        </w:rPr>
-        <w:t xml:space="preserve">x = 50</w:t>
-      </w:r>
-      <w:r>
-        <w:t xml:space="preserve">.</w:t>
-      </w:r>
-      <w:r>
-        <w:t xml:space="preserve"> </w:t>
-      </w:r>
-      <w:r>
-        <w:rPr>
-          <w:bCs/>
-          <w:b/>
-        </w:rPr>
-        <w:t xml:space="preserve">Passo 3 —</w:t>
-      </w:r>
-      <w:r>
-        <w:rPr>
-          <w:bCs/>
-          <w:b/>
-        </w:rPr>
-        <w:t xml:space="preserve"> </w:t>
-      </w:r>
-      <w:r>
-        <w:rPr>
-          <w:bCs/>
-          <w:b/>
-        </w:rPr>
-        <w:t xml:space="preserve">sinal:</w:t>
-      </w:r>
-      <w:r>
-        <w:t xml:space="preserve"> </w:t>
-      </w:r>
-      <w:r>
-        <w:t xml:space="preserve">A′ &gt; 0 para x &lt; 50; A′ &lt; 0 para x &gt; 50 →</w:t>
-      </w:r>
-      <w:r>
-        <w:t xml:space="preserve"> </w:t>
-      </w:r>
-      <w:r>
-        <w:rPr>
-          <w:bCs/>
-          <w:b/>
-        </w:rPr>
-        <w:t xml:space="preserve">máximo</w:t>
-      </w:r>
-      <w:r>
-        <w:t xml:space="preserve"> </w:t>
-      </w:r>
-      <w:r>
-        <w:t xml:space="preserve">.</w:t>
-      </w:r>
-      <w:r>
-        <w:t xml:space="preserve"> </w:t>
-      </w:r>
-      <w:r>
-        <w:rPr>
-          <w:bCs/>
-          <w:b/>
-        </w:rPr>
-        <w:t xml:space="preserve">Passo 4 — valor:</w:t>
-      </w:r>
-      <w:r>
-        <w:t xml:space="preserve"> </w:t>
-      </w:r>
-      <w:r>
-        <w:t xml:space="preserve">y = 50;</w:t>
-      </w:r>
-      <w:r>
-        <w:t xml:space="preserve"> </w:t>
-      </w:r>
-      <w:r>
-        <w:t xml:space="preserve">A(50) = 50·50 =</w:t>
-      </w:r>
-      <w:r>
-        <w:t xml:space="preserve"> </w:t>
-      </w:r>
-      <w:r>
-        <w:rPr>
-          <w:bCs/>
-          <w:b/>
-        </w:rPr>
-        <w:t xml:space="preserve">2500</w:t>
-      </w:r>
-      <w:r>
-        <w:t xml:space="preserve">.</w:t>
-      </w:r>
-    </w:p>
-    <w:p>
-      <w:pPr>
-        <w:pStyle w:val="BodyText"/>
-      </w:pPr>
-      <w:r>
-        <w:rPr>
-          <w:bCs/>
-          <w:b/>
-        </w:rPr>
         <w:t xml:space="preserve">Resposta:</w:t>
       </w:r>
       <w:r>
         <w:t xml:space="preserve"> </w:t>
       </w:r>
       <w:r>
-        <w:rPr>
-          <w:bCs/>
-          <w:b/>
-        </w:rPr>
-        <w:t xml:space="preserve">quadrado de 50 × 50 m</w:t>
-      </w:r>
-      <w:r>
-        <w:t xml:space="preserve"> </w:t>
-      </w:r>
-      <w:r>
-        <w:t xml:space="preserve">com</w:t>
-      </w:r>
-      <w:r>
-        <w:t xml:space="preserve"> </w:t>
-      </w:r>
-      <w:r>
-        <w:t xml:space="preserve">área máxima</w:t>
-      </w:r>
-      <w:r>
-        <w:t xml:space="preserve"> </w:t>
-      </w:r>
-      <w:r>
-        <w:rPr>
-          <w:bCs/>
-          <w:b/>
-        </w:rPr>
-        <w:t xml:space="preserve">2500 m²</w:t>
-      </w:r>
-      <w:r>
-        <w:t xml:space="preserve"> </w:t>
-      </w:r>
-      <w:r>
-        <w:t xml:space="preserve">(número de exemplo). Geografia</w:t>
-      </w:r>
-      <w:r>
-        <w:t xml:space="preserve"> </w:t>
-      </w:r>
-      <w:r>
-        <w:t xml:space="preserve">básica para divisão de piquete com recurso fixo.</w:t>
-      </w:r>
-    </w:p>
-    <w:bookmarkEnd w:id="156"/>
-    <w:bookmarkStart w:id="157" w:name="X69165dde3f7b1bfd93a564f98a730bad2b6ada4"/>
+        <w:t xml:space="preserve">a</w:t>
+      </w:r>
+      <w:r>
+        <w:t xml:space="preserve"> </w:t>
+      </w:r>
+      <w:r>
+        <w:rPr>
+          <w:bCs/>
+          <w:b/>
+        </w:rPr>
+        <w:t xml:space="preserve">cabeça de número 21</w:t>
+      </w:r>
+      <w:r>
+        <w:t xml:space="preserve"> </w:t>
+      </w:r>
+      <w:r>
+        <w:t xml:space="preserve">(marginal em x = 20) adiciona cerca de</w:t>
+      </w:r>
+      <w:r>
+        <w:t xml:space="preserve"> </w:t>
+      </w:r>
+      <w:r>
+        <w:rPr>
+          <w:bCs/>
+          <w:b/>
+        </w:rPr>
+        <w:t xml:space="preserve">150 kg</w:t>
+      </w:r>
+      <w:r>
+        <w:t xml:space="preserve"> </w:t>
+      </w:r>
+      <w:r>
+        <w:t xml:space="preserve">ao</w:t>
+      </w:r>
+      <w:r>
+        <w:t xml:space="preserve"> </w:t>
+      </w:r>
+      <w:r>
+        <w:t xml:space="preserve">consumo total do modelo (número de exemplo) — decisão: cabe mais uma?</w:t>
+      </w:r>
+      <w:r>
+        <w:t xml:space="preserve"> </w:t>
+      </w:r>
+      <w:r>
+        <w:t xml:space="preserve">depende do ganho extra.</w:t>
+      </w:r>
+    </w:p>
+    <w:bookmarkEnd w:id="158"/>
+    <w:bookmarkStart w:id="159" w:name="Xd67555e835657aeaee60c50084f4fcc72397433"/>
     <w:p>
       <w:pPr>
         <w:pStyle w:val="Heading4"/>
@@ -21320,7 +21824,7 @@
         <w:t xml:space="preserve"> </w:t>
       </w:r>
       <w:r>
-        <w:t xml:space="preserve">3 — Lotação ótima do lote (conceitual)</w:t>
+        <w:t xml:space="preserve">5 — A taxa de ganho sempre positiva, mas caindo (quociente)</w:t>
       </w:r>
       <w:r>
         <w:t xml:space="preserve"> </w:t>
@@ -21330,303 +21834,13 @@
           <w:iCs/>
           <w:i/>
         </w:rPr>
-        <w:t xml:space="preserve">(número de exemplo)</w:t>
-      </w:r>
-    </w:p>
-    <w:p>
-      <w:pPr>
-        <w:pStyle w:val="FirstParagraph"/>
-      </w:pPr>
-      <w:r>
-        <w:t xml:space="preserve">"Retorno do lote" (unidades de exemplo de lucro):</w:t>
-      </w:r>
-      <w:r>
-        <w:t xml:space="preserve"> </w:t>
-      </w:r>
-      <w:r>
-        <w:rPr>
-          <w:bCs/>
-          <w:b/>
-        </w:rPr>
-        <w:t xml:space="preserve">L(x) = −5x²</w:t>
-      </w:r>
-      <w:r>
-        <w:rPr>
-          <w:bCs/>
-          <w:b/>
-        </w:rPr>
-        <w:t xml:space="preserve"> </w:t>
-      </w:r>
-      <w:r>
-        <w:rPr>
-          <w:bCs/>
-          <w:b/>
-        </w:rPr>
-        <w:t xml:space="preserve">+ 120x − 500</w:t>
-      </w:r>
-      <w:r>
-        <w:t xml:space="preserve">, x = cabeças.</w:t>
-      </w:r>
-    </w:p>
-    <w:p>
-      <w:pPr>
-        <w:pStyle w:val="BodyText"/>
-      </w:pPr>
-      <w:r>
-        <w:rPr>
-          <w:bCs/>
-          <w:b/>
-        </w:rPr>
-        <w:t xml:space="preserve">Passo 1:</w:t>
-      </w:r>
-      <w:r>
-        <w:t xml:space="preserve"> </w:t>
-      </w:r>
-      <w:r>
-        <w:t xml:space="preserve">L′(x) = −10x + 120.</w:t>
-      </w:r>
-      <w:r>
-        <w:t xml:space="preserve"> </w:t>
-      </w:r>
-      <w:r>
-        <w:rPr>
-          <w:bCs/>
-          <w:b/>
-        </w:rPr>
-        <w:t xml:space="preserve">Passo</w:t>
-      </w:r>
-      <w:r>
-        <w:rPr>
-          <w:bCs/>
-          <w:b/>
-        </w:rPr>
-        <w:t xml:space="preserve"> </w:t>
-      </w:r>
-      <w:r>
-        <w:rPr>
-          <w:bCs/>
-          <w:b/>
-        </w:rPr>
-        <w:t xml:space="preserve">2:</w:t>
-      </w:r>
-      <w:r>
-        <w:t xml:space="preserve"> </w:t>
-      </w:r>
-      <w:r>
-        <w:t xml:space="preserve">−10x + 120 = 0 →</w:t>
-      </w:r>
-      <w:r>
-        <w:t xml:space="preserve"> </w:t>
-      </w:r>
-      <w:r>
-        <w:rPr>
-          <w:bCs/>
-          <w:b/>
-        </w:rPr>
-        <w:t xml:space="preserve">x = 12</w:t>
-      </w:r>
-      <w:r>
-        <w:t xml:space="preserve">.</w:t>
-      </w:r>
-      <w:r>
-        <w:t xml:space="preserve"> </w:t>
-      </w:r>
-      <w:r>
-        <w:rPr>
-          <w:bCs/>
-          <w:b/>
-        </w:rPr>
-        <w:t xml:space="preserve">Passo 3 —</w:t>
-      </w:r>
-      <w:r>
-        <w:rPr>
-          <w:bCs/>
-          <w:b/>
-        </w:rPr>
-        <w:t xml:space="preserve"> </w:t>
-      </w:r>
-      <w:r>
-        <w:rPr>
-          <w:bCs/>
-          <w:b/>
-        </w:rPr>
-        <w:t xml:space="preserve">sinal:</w:t>
-      </w:r>
-      <w:r>
-        <w:t xml:space="preserve"> </w:t>
-      </w:r>
-      <w:r>
-        <w:t xml:space="preserve">+ antes de 12, − depois →</w:t>
-      </w:r>
-      <w:r>
-        <w:t xml:space="preserve"> </w:t>
-      </w:r>
-      <w:r>
-        <w:rPr>
-          <w:bCs/>
-          <w:b/>
-        </w:rPr>
-        <w:t xml:space="preserve">máximo</w:t>
-      </w:r>
-      <w:r>
-        <w:t xml:space="preserve"> </w:t>
-      </w:r>
-      <w:r>
-        <w:t xml:space="preserve">(ou</w:t>
-      </w:r>
-      <w:r>
-        <w:t xml:space="preserve"> </w:t>
-      </w:r>
-      <w:r>
-        <w:t xml:space="preserve">L″ = −10 &lt; 0).</w:t>
-      </w:r>
-      <w:r>
-        <w:t xml:space="preserve"> </w:t>
-      </w:r>
-      <w:r>
-        <w:rPr>
-          <w:bCs/>
-          <w:b/>
-        </w:rPr>
-        <w:t xml:space="preserve">Passo 4 — valor:</w:t>
-      </w:r>
-      <w:r>
-        <w:t xml:space="preserve"> </w:t>
-      </w:r>
-      <w:r>
-        <w:t xml:space="preserve">L(12) = −5·144 +</w:t>
-      </w:r>
-      <w:r>
-        <w:t xml:space="preserve"> </w:t>
-      </w:r>
-      <w:r>
-        <w:t xml:space="preserve">120·12 − 500 = −720 + 1440 − 500 =</w:t>
-      </w:r>
-      <w:r>
-        <w:t xml:space="preserve"> </w:t>
-      </w:r>
-      <w:r>
-        <w:rPr>
-          <w:bCs/>
-          <w:b/>
-        </w:rPr>
-        <w:t xml:space="preserve">220</w:t>
-      </w:r>
-      <w:r>
-        <w:t xml:space="preserve">.</w:t>
-      </w:r>
-    </w:p>
-    <w:p>
-      <w:pPr>
-        <w:pStyle w:val="BodyText"/>
-      </w:pPr>
-      <w:r>
-        <w:rPr>
-          <w:bCs/>
-          <w:b/>
-        </w:rPr>
-        <w:t xml:space="preserve">Resposta:</w:t>
-      </w:r>
-      <w:r>
-        <w:t xml:space="preserve"> </w:t>
-      </w:r>
-      <w:r>
-        <w:rPr>
-          <w:bCs/>
-          <w:b/>
-        </w:rPr>
-        <w:t xml:space="preserve">x = 12 cabeças</w:t>
-      </w:r>
-      <w:r>
-        <w:t xml:space="preserve">, retorno</w:t>
-      </w:r>
-      <w:r>
-        <w:t xml:space="preserve"> </w:t>
-      </w:r>
-      <w:r>
-        <w:rPr>
-          <w:bCs/>
-          <w:b/>
-        </w:rPr>
-        <w:t xml:space="preserve">220</w:t>
-      </w:r>
-      <w:r>
-        <w:t xml:space="preserve"> </w:t>
-      </w:r>
-      <w:r>
-        <w:t xml:space="preserve">(números de exemplo).</w:t>
-      </w:r>
-      <w:r>
-        <w:t xml:space="preserve"> </w:t>
+        <w:t xml:space="preserve">(número</w:t>
       </w:r>
       <w:r>
         <w:rPr>
           <w:iCs/>
           <w:i/>
         </w:rPr>
-        <w:t xml:space="preserve">Conceito:</w:t>
-      </w:r>
-      <w:r>
-        <w:t xml:space="preserve"> </w:t>
-      </w:r>
-      <w:r>
-        <w:t xml:space="preserve">lotação</w:t>
-      </w:r>
-      <w:r>
-        <w:t xml:space="preserve"> </w:t>
-      </w:r>
-      <w:r>
-        <w:rPr>
-          <w:bCs/>
-          <w:b/>
-        </w:rPr>
-        <w:t xml:space="preserve">conceitual</w:t>
-      </w:r>
-      <w:r>
-        <w:t xml:space="preserve"> </w:t>
-      </w:r>
-      <w:r>
-        <w:t xml:space="preserve">— o parâmetro real de manejo vem da</w:t>
-      </w:r>
-      <w:r>
-        <w:t xml:space="preserve"> </w:t>
-      </w:r>
-      <w:r>
-        <w:t xml:space="preserve">disciplina de manejo, não do Cálculo; aqui você aprende a</w:t>
-      </w:r>
-      <w:r>
-        <w:t xml:space="preserve"> </w:t>
-      </w:r>
-      <w:r>
-        <w:rPr>
-          <w:bCs/>
-          <w:b/>
-        </w:rPr>
-        <w:t xml:space="preserve">estrutura</w:t>
-      </w:r>
-      <w:r>
-        <w:t xml:space="preserve"> </w:t>
-      </w:r>
-      <w:r>
-        <w:t xml:space="preserve">do "melhor ponto".</w:t>
-      </w:r>
-    </w:p>
-    <w:bookmarkEnd w:id="157"/>
-    <w:bookmarkStart w:id="158" w:name="Xb238bcca52f880aaf468e37f3040f3c3e562860"/>
-    <w:p>
-      <w:pPr>
-        <w:pStyle w:val="Heading4"/>
-      </w:pPr>
-      <w:r>
-        <w:t xml:space="preserve">Exemplo 4</w:t>
-      </w:r>
-      <w:r>
-        <w:t xml:space="preserve"> </w:t>
-      </w:r>
-      <w:r>
-        <w:t xml:space="preserve">— Taxa marginal de consumo</w:t>
-      </w:r>
-      <w:r>
         <w:t xml:space="preserve"> </w:t>
       </w:r>
       <w:r>
@@ -21634,7 +21848,7 @@
           <w:iCs/>
           <w:i/>
         </w:rPr>
-        <w:t xml:space="preserve">(número de exemplo)</w:t>
+        <w:t xml:space="preserve">de exemplo)</w:t>
       </w:r>
     </w:p>
     <w:p>
@@ -21642,29 +21856,7 @@
         <w:pStyle w:val="FirstParagraph"/>
       </w:pPr>
       <w:r>
-        <w:t xml:space="preserve">Consumo total de MS:</w:t>
-      </w:r>
-      <w:r>
-        <w:t xml:space="preserve"> </w:t>
-      </w:r>
-      <w:r>
-        <w:rPr>
-          <w:bCs/>
-          <w:b/>
-        </w:rPr>
-        <w:t xml:space="preserve">C(x) = 0,05x³ + 2x² + 10x</w:t>
-      </w:r>
-      <w:r>
-        <w:t xml:space="preserve"> </w:t>
-      </w:r>
-      <w:r>
-        <w:t xml:space="preserve">(kg),</w:t>
-      </w:r>
-      <w:r>
-        <w:t xml:space="preserve"> </w:t>
-      </w:r>
-      <w:r>
-        <w:t xml:space="preserve">x = cabeças no lote.</w:t>
+        <w:t xml:space="preserve">P(t) = 100t / (t + 10) (kg).</w:t>
       </w:r>
     </w:p>
     <w:p>
@@ -21676,53 +21868,43 @@
           <w:bCs/>
           <w:b/>
         </w:rPr>
-        <w:t xml:space="preserve">Passo 1:</w:t>
-      </w:r>
-      <w:r>
-        <w:t xml:space="preserve"> </w:t>
-      </w:r>
-      <w:r>
-        <w:t xml:space="preserve">C′(x) = 0,15x² + 4x + 10.</w:t>
-      </w:r>
-      <w:r>
-        <w:t xml:space="preserve"> </w:t>
-      </w:r>
-      <w:r>
-        <w:rPr>
-          <w:bCs/>
-          <w:b/>
-        </w:rPr>
-        <w:t xml:space="preserve">Passo</w:t>
-      </w:r>
-      <w:r>
-        <w:rPr>
-          <w:bCs/>
-          <w:b/>
-        </w:rPr>
-        <w:t xml:space="preserve"> </w:t>
-      </w:r>
-      <w:r>
-        <w:rPr>
-          <w:bCs/>
-          <w:b/>
-        </w:rPr>
-        <w:t xml:space="preserve">2:</w:t>
-      </w:r>
-      <w:r>
-        <w:t xml:space="preserve"> </w:t>
-      </w:r>
-      <w:r>
-        <w:t xml:space="preserve">C′(20) = 0,15·400 + 80 + 10 = 60 + 80 + 10 =</w:t>
-      </w:r>
-      <w:r>
-        <w:t xml:space="preserve"> </w:t>
-      </w:r>
-      <w:r>
-        <w:rPr>
-          <w:bCs/>
-          <w:b/>
-        </w:rPr>
-        <w:t xml:space="preserve">150</w:t>
+        <w:t xml:space="preserve">Passo 1 — quociente:</w:t>
+      </w:r>
+      <w:r>
+        <w:t xml:space="preserve"> </w:t>
+      </w:r>
+      <w:r>
+        <w:t xml:space="preserve">u = 100t → 100; v = t + 10 → 1.</w:t>
+      </w:r>
+      <w:r>
+        <w:t xml:space="preserve"> </w:t>
+      </w:r>
+      <w:r>
+        <w:t xml:space="preserve">P′(t) = [100(t + 10) − 100t·1] / (t + 10)² =</w:t>
+      </w:r>
+      <w:r>
+        <w:t xml:space="preserve"> </w:t>
+      </w:r>
+      <w:r>
+        <w:rPr>
+          <w:bCs/>
+          <w:b/>
+        </w:rPr>
+        <w:t xml:space="preserve">1000 / (t +</w:t>
+      </w:r>
+      <w:r>
+        <w:rPr>
+          <w:bCs/>
+          <w:b/>
+        </w:rPr>
+        <w:t xml:space="preserve"> </w:t>
+      </w:r>
+      <w:r>
+        <w:rPr>
+          <w:bCs/>
+          <w:b/>
+        </w:rPr>
+        <w:t xml:space="preserve">10)²</w:t>
       </w:r>
       <w:r>
         <w:t xml:space="preserve">.</w:t>
@@ -21737,61 +21919,158 @@
           <w:bCs/>
           <w:b/>
         </w:rPr>
+        <w:t xml:space="preserve">Passo 2 — sinais:</w:t>
+      </w:r>
+      <w:r>
+        <w:t xml:space="preserve"> </w:t>
+      </w:r>
+      <w:r>
+        <w:t xml:space="preserve">denominador sempre positivo →</w:t>
+      </w:r>
+      <w:r>
+        <w:t xml:space="preserve"> </w:t>
+      </w:r>
+      <w:r>
+        <w:t xml:space="preserve">P′(t) &gt; 0: peso</w:t>
+      </w:r>
+      <w:r>
+        <w:t xml:space="preserve"> </w:t>
+      </w:r>
+      <w:r>
+        <w:rPr>
+          <w:bCs/>
+          <w:b/>
+        </w:rPr>
+        <w:t xml:space="preserve">sempre sobe</w:t>
+      </w:r>
+      <w:r>
+        <w:t xml:space="preserve">.</w:t>
+      </w:r>
+    </w:p>
+    <w:p>
+      <w:pPr>
+        <w:pStyle w:val="BodyText"/>
+      </w:pPr>
+      <w:r>
+        <w:rPr>
+          <w:bCs/>
+          <w:b/>
+        </w:rPr>
+        <w:t xml:space="preserve">Passo 3 — a taxa:</w:t>
+      </w:r>
+      <w:r>
+        <w:t xml:space="preserve"> </w:t>
+      </w:r>
+      <w:r>
+        <w:t xml:space="preserve">P′(0) = 1000/100 =</w:t>
+      </w:r>
+      <w:r>
+        <w:t xml:space="preserve"> </w:t>
+      </w:r>
+      <w:r>
+        <w:rPr>
+          <w:bCs/>
+          <w:b/>
+        </w:rPr>
+        <w:t xml:space="preserve">10</w:t>
+      </w:r>
+      <w:r>
+        <w:t xml:space="preserve">; P′(10) = 1000/400 =</w:t>
+      </w:r>
+      <w:r>
+        <w:t xml:space="preserve"> </w:t>
+      </w:r>
+      <w:r>
+        <w:rPr>
+          <w:bCs/>
+          <w:b/>
+        </w:rPr>
+        <w:t xml:space="preserve">2,5</w:t>
+      </w:r>
+      <w:r>
+        <w:t xml:space="preserve">; P′(90) =</w:t>
+      </w:r>
+      <w:r>
+        <w:t xml:space="preserve"> </w:t>
+      </w:r>
+      <w:r>
+        <w:t xml:space="preserve">1000/10000 =</w:t>
+      </w:r>
+      <w:r>
+        <w:t xml:space="preserve"> </w:t>
+      </w:r>
+      <w:r>
+        <w:rPr>
+          <w:bCs/>
+          <w:b/>
+        </w:rPr>
+        <w:t xml:space="preserve">0,1</w:t>
+      </w:r>
+      <w:r>
+        <w:t xml:space="preserve">.</w:t>
+      </w:r>
+    </w:p>
+    <w:p>
+      <w:pPr>
+        <w:pStyle w:val="BodyText"/>
+      </w:pPr>
+      <w:r>
+        <w:rPr>
+          <w:bCs/>
+          <w:b/>
+        </w:rPr>
         <w:t xml:space="preserve">Resposta:</w:t>
       </w:r>
       <w:r>
         <w:t xml:space="preserve"> </w:t>
       </w:r>
       <w:r>
-        <w:t xml:space="preserve">a</w:t>
-      </w:r>
-      <w:r>
-        <w:t xml:space="preserve"> </w:t>
-      </w:r>
-      <w:r>
-        <w:rPr>
-          <w:bCs/>
-          <w:b/>
-        </w:rPr>
-        <w:t xml:space="preserve">cabeça de número 21</w:t>
-      </w:r>
-      <w:r>
-        <w:t xml:space="preserve"> </w:t>
-      </w:r>
-      <w:r>
-        <w:t xml:space="preserve">(marginal em x = 20) adiciona cerca de</w:t>
-      </w:r>
-      <w:r>
-        <w:t xml:space="preserve"> </w:t>
-      </w:r>
-      <w:r>
-        <w:rPr>
-          <w:bCs/>
-          <w:b/>
-        </w:rPr>
-        <w:t xml:space="preserve">150 kg</w:t>
-      </w:r>
-      <w:r>
-        <w:t xml:space="preserve"> </w:t>
-      </w:r>
-      <w:r>
-        <w:t xml:space="preserve">ao</w:t>
-      </w:r>
-      <w:r>
-        <w:t xml:space="preserve"> </w:t>
-      </w:r>
-      <w:r>
-        <w:t xml:space="preserve">consumo total do modelo (número de exemplo) — decisão: cabe mais uma?</w:t>
-      </w:r>
-      <w:r>
-        <w:t xml:space="preserve"> </w:t>
-      </w:r>
-      <w:r>
-        <w:t xml:space="preserve">depende do ganho extra.</w:t>
-      </w:r>
-    </w:p>
-    <w:bookmarkEnd w:id="158"/>
-    <w:bookmarkStart w:id="159" w:name="Xd67555e835657aeaee60c50084f4fcc72397433"/>
+        <w:t xml:space="preserve">o lote</w:t>
+      </w:r>
+      <w:r>
+        <w:t xml:space="preserve"> </w:t>
+      </w:r>
+      <w:r>
+        <w:rPr>
+          <w:bCs/>
+          <w:b/>
+        </w:rPr>
+        <w:t xml:space="preserve">continua ganhando</w:t>
+      </w:r>
+      <w:r>
+        <w:t xml:space="preserve">,</w:t>
+      </w:r>
+      <w:r>
+        <w:t xml:space="preserve"> </w:t>
+      </w:r>
+      <w:r>
+        <w:t xml:space="preserve">mas a taxa</w:t>
+      </w:r>
+      <w:r>
+        <w:t xml:space="preserve"> </w:t>
+      </w:r>
+      <w:r>
+        <w:rPr>
+          <w:bCs/>
+          <w:b/>
+        </w:rPr>
+        <w:t xml:space="preserve">desacelera forte</w:t>
+      </w:r>
+      <w:r>
+        <w:t xml:space="preserve"> </w:t>
+      </w:r>
+      <w:r>
+        <w:t xml:space="preserve">(números de exemplo) — a</w:t>
+      </w:r>
+      <w:r>
+        <w:t xml:space="preserve"> </w:t>
+      </w:r>
+      <w:r>
+        <w:t xml:space="preserve">derivada mostra o "esgotamento" do ganho que a média esconderia.</w:t>
+      </w:r>
+    </w:p>
+    <w:bookmarkEnd w:id="159"/>
+    <w:bookmarkStart w:id="160" w:name="X37e4d26c2ea2c37d1d0838c734646c5115a5655"/>
     <w:p>
       <w:pPr>
         <w:pStyle w:val="Heading4"/>
@@ -21803,7 +22082,7 @@
         <w:t xml:space="preserve"> </w:t>
       </w:r>
       <w:r>
-        <w:t xml:space="preserve">5 — A taxa de ganho sempre positiva, mas caindo (quociente)</w:t>
+        <w:t xml:space="preserve">6 — NOVO: mínimo da conversão alimentar (quociente + 2ª derivada)</w:t>
       </w:r>
       <w:r>
         <w:t xml:space="preserve"> </w:t>
@@ -21813,264 +22092,6 @@
           <w:iCs/>
           <w:i/>
         </w:rPr>
-        <w:t xml:space="preserve">(número</w:t>
-      </w:r>
-      <w:r>
-        <w:rPr>
-          <w:iCs/>
-          <w:i/>
-        </w:rPr>
-        <w:t xml:space="preserve"> </w:t>
-      </w:r>
-      <w:r>
-        <w:rPr>
-          <w:iCs/>
-          <w:i/>
-        </w:rPr>
-        <w:t xml:space="preserve">de exemplo)</w:t>
-      </w:r>
-    </w:p>
-    <w:p>
-      <w:pPr>
-        <w:pStyle w:val="FirstParagraph"/>
-      </w:pPr>
-      <w:r>
-        <w:t xml:space="preserve">P(t) = 100t / (t + 10) (kg).</w:t>
-      </w:r>
-    </w:p>
-    <w:p>
-      <w:pPr>
-        <w:pStyle w:val="BodyText"/>
-      </w:pPr>
-      <w:r>
-        <w:rPr>
-          <w:bCs/>
-          <w:b/>
-        </w:rPr>
-        <w:t xml:space="preserve">Passo 1 — quociente:</w:t>
-      </w:r>
-      <w:r>
-        <w:t xml:space="preserve"> </w:t>
-      </w:r>
-      <w:r>
-        <w:t xml:space="preserve">u = 100t → 100; v = t + 10 → 1.</w:t>
-      </w:r>
-      <w:r>
-        <w:t xml:space="preserve"> </w:t>
-      </w:r>
-      <w:r>
-        <w:t xml:space="preserve">P′(t) = [100(t + 10) − 100t·1] / (t + 10)² =</w:t>
-      </w:r>
-      <w:r>
-        <w:t xml:space="preserve"> </w:t>
-      </w:r>
-      <w:r>
-        <w:rPr>
-          <w:bCs/>
-          <w:b/>
-        </w:rPr>
-        <w:t xml:space="preserve">1000 / (t +</w:t>
-      </w:r>
-      <w:r>
-        <w:rPr>
-          <w:bCs/>
-          <w:b/>
-        </w:rPr>
-        <w:t xml:space="preserve"> </w:t>
-      </w:r>
-      <w:r>
-        <w:rPr>
-          <w:bCs/>
-          <w:b/>
-        </w:rPr>
-        <w:t xml:space="preserve">10)²</w:t>
-      </w:r>
-      <w:r>
-        <w:t xml:space="preserve">.</w:t>
-      </w:r>
-    </w:p>
-    <w:p>
-      <w:pPr>
-        <w:pStyle w:val="BodyText"/>
-      </w:pPr>
-      <w:r>
-        <w:rPr>
-          <w:bCs/>
-          <w:b/>
-        </w:rPr>
-        <w:t xml:space="preserve">Passo 2 — sinais:</w:t>
-      </w:r>
-      <w:r>
-        <w:t xml:space="preserve"> </w:t>
-      </w:r>
-      <w:r>
-        <w:t xml:space="preserve">denominador sempre positivo →</w:t>
-      </w:r>
-      <w:r>
-        <w:t xml:space="preserve"> </w:t>
-      </w:r>
-      <w:r>
-        <w:t xml:space="preserve">P′(t) &gt; 0: peso</w:t>
-      </w:r>
-      <w:r>
-        <w:t xml:space="preserve"> </w:t>
-      </w:r>
-      <w:r>
-        <w:rPr>
-          <w:bCs/>
-          <w:b/>
-        </w:rPr>
-        <w:t xml:space="preserve">sempre sobe</w:t>
-      </w:r>
-      <w:r>
-        <w:t xml:space="preserve">.</w:t>
-      </w:r>
-    </w:p>
-    <w:p>
-      <w:pPr>
-        <w:pStyle w:val="BodyText"/>
-      </w:pPr>
-      <w:r>
-        <w:rPr>
-          <w:bCs/>
-          <w:b/>
-        </w:rPr>
-        <w:t xml:space="preserve">Passo 3 — a taxa:</w:t>
-      </w:r>
-      <w:r>
-        <w:t xml:space="preserve"> </w:t>
-      </w:r>
-      <w:r>
-        <w:t xml:space="preserve">P′(0) = 1000/100 =</w:t>
-      </w:r>
-      <w:r>
-        <w:t xml:space="preserve"> </w:t>
-      </w:r>
-      <w:r>
-        <w:rPr>
-          <w:bCs/>
-          <w:b/>
-        </w:rPr>
-        <w:t xml:space="preserve">10</w:t>
-      </w:r>
-      <w:r>
-        <w:t xml:space="preserve">; P′(10) = 1000/400 =</w:t>
-      </w:r>
-      <w:r>
-        <w:t xml:space="preserve"> </w:t>
-      </w:r>
-      <w:r>
-        <w:rPr>
-          <w:bCs/>
-          <w:b/>
-        </w:rPr>
-        <w:t xml:space="preserve">2,5</w:t>
-      </w:r>
-      <w:r>
-        <w:t xml:space="preserve">; P′(90) =</w:t>
-      </w:r>
-      <w:r>
-        <w:t xml:space="preserve"> </w:t>
-      </w:r>
-      <w:r>
-        <w:t xml:space="preserve">1000/10000 =</w:t>
-      </w:r>
-      <w:r>
-        <w:t xml:space="preserve"> </w:t>
-      </w:r>
-      <w:r>
-        <w:rPr>
-          <w:bCs/>
-          <w:b/>
-        </w:rPr>
-        <w:t xml:space="preserve">0,1</w:t>
-      </w:r>
-      <w:r>
-        <w:t xml:space="preserve">.</w:t>
-      </w:r>
-    </w:p>
-    <w:p>
-      <w:pPr>
-        <w:pStyle w:val="BodyText"/>
-      </w:pPr>
-      <w:r>
-        <w:rPr>
-          <w:bCs/>
-          <w:b/>
-        </w:rPr>
-        <w:t xml:space="preserve">Resposta:</w:t>
-      </w:r>
-      <w:r>
-        <w:t xml:space="preserve"> </w:t>
-      </w:r>
-      <w:r>
-        <w:t xml:space="preserve">o lote</w:t>
-      </w:r>
-      <w:r>
-        <w:t xml:space="preserve"> </w:t>
-      </w:r>
-      <w:r>
-        <w:rPr>
-          <w:bCs/>
-          <w:b/>
-        </w:rPr>
-        <w:t xml:space="preserve">continua ganhando</w:t>
-      </w:r>
-      <w:r>
-        <w:t xml:space="preserve">,</w:t>
-      </w:r>
-      <w:r>
-        <w:t xml:space="preserve"> </w:t>
-      </w:r>
-      <w:r>
-        <w:t xml:space="preserve">mas a taxa</w:t>
-      </w:r>
-      <w:r>
-        <w:t xml:space="preserve"> </w:t>
-      </w:r>
-      <w:r>
-        <w:rPr>
-          <w:bCs/>
-          <w:b/>
-        </w:rPr>
-        <w:t xml:space="preserve">desacelera forte</w:t>
-      </w:r>
-      <w:r>
-        <w:t xml:space="preserve"> </w:t>
-      </w:r>
-      <w:r>
-        <w:t xml:space="preserve">(números de exemplo) — a</w:t>
-      </w:r>
-      <w:r>
-        <w:t xml:space="preserve"> </w:t>
-      </w:r>
-      <w:r>
-        <w:t xml:space="preserve">derivada mostra o "esgotamento" do ganho que a média esconderia.</w:t>
-      </w:r>
-    </w:p>
-    <w:bookmarkEnd w:id="159"/>
-    <w:bookmarkStart w:id="160" w:name="X37e4d26c2ea2c37d1d0838c734646c5115a5655"/>
-    <w:p>
-      <w:pPr>
-        <w:pStyle w:val="Heading4"/>
-      </w:pPr>
-      <w:r>
-        <w:t xml:space="preserve">Exemplo</w:t>
-      </w:r>
-      <w:r>
-        <w:t xml:space="preserve"> </w:t>
-      </w:r>
-      <w:r>
-        <w:t xml:space="preserve">6 — NOVO: mínimo da conversão alimentar (quociente + 2ª derivada)</w:t>
-      </w:r>
-      <w:r>
-        <w:t xml:space="preserve"> </w:t>
-      </w:r>
-      <w:r>
-        <w:rPr>
-          <w:iCs/>
-          <w:i/>
-        </w:rPr>
         <w:t xml:space="preserve">(número de exemplo)</w:t>
       </w:r>
     </w:p>
@@ -23039,7 +23060,7 @@
         <w:pStyle w:val="FirstParagraph"/>
       </w:pPr>
       <w:r>
-        <w:t xml:space="preserve">gabarito do guia (clique depois de tentar)</w:t>
+        <w:t xml:space="preserve">Gabarito do guia (abrir depois de tentar)</w:t>
       </w:r>
     </w:p>
     <w:p>
@@ -24021,35 +24042,19 @@
         <w:t xml:space="preserve"> </w:t>
       </w:r>
       <w:r>
-        <w:t xml:space="preserve">taxa acelera no começo, "cai para o chão" no meio do modelo, volta a</w:t>
-      </w:r>
-      <w:r>
-        <w:t xml:space="preserve"> </w:t>
-      </w:r>
-      <w:r>
-        <w:t xml:space="preserve">subir — discuta com o professor se o modelo faz sentido biológico (o</w:t>
-      </w:r>
-      <w:r>
-        <w:t xml:space="preserve"> </w:t>
-      </w:r>
-      <w:r>
-        <w:t xml:space="preserve">teste da derivada serve também para</w:t>
-      </w:r>
-      <w:r>
-        <w:t xml:space="preserve"> </w:t>
-      </w:r>
-      <w:r>
-        <w:rPr>
-          <w:bCs/>
-          <w:b/>
-        </w:rPr>
-        <w:t xml:space="preserve">audit</w:t>
-      </w:r>
-      <w:r>
-        <w:t xml:space="preserve"> </w:t>
-      </w:r>
-      <w:r>
-        <w:t xml:space="preserve">curva).</w:t>
+        <w:t xml:space="preserve">a taxa acelera no começo, fica menor no meio do modelo e volta a subir.</w:t>
+      </w:r>
+      <w:r>
+        <w:t xml:space="preserve"> </w:t>
+      </w:r>
+      <w:r>
+        <w:t xml:space="preserve">Isso sugere revisar as hipóteses do modelo; o teste da derivada ajuda a</w:t>
+      </w:r>
+      <w:r>
+        <w:t xml:space="preserve"> </w:t>
+      </w:r>
+      <w:r>
+        <w:t xml:space="preserve">encontrar onde a curva muda de direção.</w:t>
       </w:r>
     </w:p>
     <w:p>
@@ -26125,7 +26130,7 @@
               <w:jc w:val="left"/>
             </w:pPr>
             <w:r>
-              <w:t xml:space="preserve">Área entre curvas (receita × custo do lote)</w:t>
+              <w:t xml:space="preserve">Integral entre curvas (receita − custo)</w:t>
             </w:r>
           </w:p>
         </w:tc>
@@ -26137,23 +26142,13 @@
               <w:jc w:val="left"/>
             </w:pPr>
             <w:r>
-              <w:t xml:space="preserve">Prejuízo/lucro</w:t>
+              <w:t xml:space="preserve">Resultado acumulado com sinal; positivo é lucro, negativo é prejuízo</w:t>
             </w:r>
             <w:r>
               <w:t xml:space="preserve"> </w:t>
             </w:r>
             <w:r>
-              <w:rPr>
-                <w:bCs/>
-                <w:b/>
-              </w:rPr>
-              <w:t xml:space="preserve">acumulado</w:t>
-            </w:r>
-            <w:r>
-              <w:t xml:space="preserve"> </w:t>
-            </w:r>
-            <w:r>
-              <w:t xml:space="preserve">do lote</w:t>
+              <w:t xml:space="preserve">no modelo</w:t>
             </w:r>
           </w:p>
         </w:tc>
@@ -26277,6 +26272,52 @@
       </w:r>
       <w:r>
         <w:t xml:space="preserve">.</w:t>
+      </w:r>
+    </w:p>
+    <w:p>
+      <w:pPr>
+        <w:numPr>
+          <w:ilvl w:val="0"/>
+          <w:numId w:val="1070"/>
+        </w:numPr>
+        <w:pStyle w:val="Compact"/>
+      </w:pPr>
+      <w:r>
+        <w:rPr>
+          <w:bCs/>
+          <w:b/>
+        </w:rPr>
+        <w:t xml:space="preserve">Caso especial:</w:t>
+      </w:r>
+      <w:r>
+        <w:t xml:space="preserve"> </w:t>
+      </w:r>
+      <w:r>
+        <w:t xml:space="preserve">se</w:t>
+      </w:r>
+      <w:r>
+        <w:t xml:space="preserve"> </w:t>
+      </w:r>
+      <w:r>
+        <w:rPr>
+          <w:rStyle w:val="VerbatimChar"/>
+        </w:rPr>
+        <w:t xml:space="preserve">n = −1</w:t>
+      </w:r>
+      <w:r>
+        <w:t xml:space="preserve">, use</w:t>
+      </w:r>
+      <w:r>
+        <w:t xml:space="preserve"> </w:t>
+      </w:r>
+      <w:r>
+        <w:rPr>
+          <w:rStyle w:val="VerbatimChar"/>
+        </w:rPr>
+        <w:t xml:space="preserve">∫ x^(−1) dx = ln|x| + C</w:t>
+      </w:r>
+      <w:r>
+        <w:t xml:space="preserve">; não divida por zero.</w:t>
       </w:r>
     </w:p>
     <w:p>
@@ -28677,7 +28718,7 @@
         <w:pStyle w:val="FirstParagraph"/>
       </w:pPr>
       <w:r>
-        <w:t xml:space="preserve">gabarito do guia (clique depois de tentar)</w:t>
+        <w:t xml:space="preserve">Gabarito do guia (abrir depois de tentar)</w:t>
       </w:r>
     </w:p>
     <w:p>
@@ -30007,25 +30048,72 @@
         <w:t xml:space="preserve"> </w:t>
       </w:r>
       <w:r>
-        <w:t xml:space="preserve">Na TABELA DE DADOS FICTÍCIOS</w:t>
-      </w:r>
-      <w:r>
-        <w:t xml:space="preserve"> </w:t>
-      </w:r>
-      <w:r>
-        <w:t xml:space="preserve">DO REBANHO EXEMPLO, some o leite dos dias 1–4 (12,0+12,5+13,0+13,2 =</w:t>
-      </w:r>
-      <w:r>
-        <w:t xml:space="preserve"> </w:t>
-      </w:r>
-      <w:r>
-        <w:t xml:space="preserve">50,7 L, exemplo) como "integral discreta". Compare com ∫ de 0 até 4 de</w:t>
-      </w:r>
-      <w:r>
-        <w:t xml:space="preserve"> </w:t>
-      </w:r>
-      <w:r>
-        <w:t xml:space="preserve">(11 + 0,5t) dt = 48. Qual deu maior? 1 frase.</w:t>
+        <w:t xml:space="preserve">Some os quatro registros de</w:t>
+      </w:r>
+      <w:r>
+        <w:t xml:space="preserve"> </w:t>
+      </w:r>
+      <w:r>
+        <w:t xml:space="preserve">leite dos dias 1–4:</w:t>
+      </w:r>
+      <w:r>
+        <w:t xml:space="preserve"> </w:t>
+      </w:r>
+      <w:r>
+        <w:rPr>
+          <w:rStyle w:val="VerbatimChar"/>
+        </w:rPr>
+        <w:t xml:space="preserve">12,0+12,5+13,0+13,2</w:t>
+      </w:r>
+      <w:r>
+        <w:t xml:space="preserve">. Depois calcule</w:t>
+      </w:r>
+      <w:r>
+        <w:t xml:space="preserve"> </w:t>
+      </w:r>
+      <w:r>
+        <w:rPr>
+          <w:rStyle w:val="VerbatimChar"/>
+        </w:rPr>
+        <w:t xml:space="preserve">∫₀⁴(11+0,5t)dt</w:t>
+      </w:r>
+      <w:r>
+        <w:t xml:space="preserve">. Os dois resultados são a mesma coisa?</w:t>
+      </w:r>
+      <w:r>
+        <w:t xml:space="preserve"> </w:t>
+      </w:r>
+      <w:r>
+        <w:t xml:space="preserve">Explique em uma frase, separando</w:t>
+      </w:r>
+      <w:r>
+        <w:t xml:space="preserve"> </w:t>
+      </w:r>
+      <w:r>
+        <w:rPr>
+          <w:bCs/>
+          <w:b/>
+        </w:rPr>
+        <w:t xml:space="preserve">soma discreta</w:t>
+      </w:r>
+      <w:r>
+        <w:t xml:space="preserve"> </w:t>
+      </w:r>
+      <w:r>
+        <w:t xml:space="preserve">de</w:t>
+      </w:r>
+      <w:r>
+        <w:t xml:space="preserve"> </w:t>
+      </w:r>
+      <w:r>
+        <w:rPr>
+          <w:bCs/>
+          <w:b/>
+        </w:rPr>
+        <w:t xml:space="preserve">integral de um modelo contínuo</w:t>
+      </w:r>
+      <w:r>
+        <w:t xml:space="preserve">.</w:t>
       </w:r>
     </w:p>
     <w:p>
@@ -30049,13 +30137,34 @@
         <w:t xml:space="preserve"> </w:t>
       </w:r>
       <w:r>
-        <w:t xml:space="preserve">1–3 (6,2+6,4+6,5 = 19,1 kg, exemplo). Se a taxa fosse constante 6,4</w:t>
-      </w:r>
-      <w:r>
-        <w:t xml:space="preserve"> </w:t>
-      </w:r>
-      <w:r>
-        <w:t xml:space="preserve">kg/dia por 3 dias, o total seria o mesmo? Mostre a conta do</w:t>
+        <w:t xml:space="preserve">1–3:</w:t>
+      </w:r>
+      <w:r>
+        <w:t xml:space="preserve"> </w:t>
+      </w:r>
+      <w:r>
+        <w:rPr>
+          <w:rStyle w:val="VerbatimChar"/>
+        </w:rPr>
+        <w:t xml:space="preserve">6,2+6,4+6,5</w:t>
+      </w:r>
+      <w:r>
+        <w:t xml:space="preserve">. Se a taxa fosse constante em</w:t>
+      </w:r>
+      <w:r>
+        <w:t xml:space="preserve"> </w:t>
+      </w:r>
+      <w:r>
+        <w:rPr>
+          <w:rStyle w:val="VerbatimChar"/>
+        </w:rPr>
+        <w:t xml:space="preserve">6,4 kg/dia</w:t>
+      </w:r>
+      <w:r>
+        <w:t xml:space="preserve"> </w:t>
+      </w:r>
+      <w:r>
+        <w:t xml:space="preserve">por 3 dias, o total seria igual? Faça a conta do</w:t>
       </w:r>
       <w:r>
         <w:t xml:space="preserve"> </w:t>
@@ -30240,25 +30349,108 @@
           <w:bCs/>
           <w:b/>
         </w:rPr>
-        <w:t xml:space="preserve">T5 → tabela: 50,7 L; integral: 48 L.</w:t>
-      </w:r>
-      <w:r>
-        <w:t xml:space="preserve"> </w:t>
-      </w:r>
-      <w:r>
-        <w:t xml:space="preserve">A tabela deu</w:t>
-      </w:r>
-      <w:r>
-        <w:t xml:space="preserve"> </w:t>
-      </w:r>
-      <w:r>
-        <w:t xml:space="preserve">maior (+2,7 L, exemplo). Frase: "o modelo linear subestimou o leite real</w:t>
-      </w:r>
-      <w:r>
-        <w:t xml:space="preserve"> </w:t>
-      </w:r>
-      <w:r>
-        <w:t xml:space="preserve">fictício dos 4 dias".</w:t>
+        <w:t xml:space="preserve">T5 → soma dos registros = 50,7 L; integral do modelo = 48</w:t>
+      </w:r>
+      <w:r>
+        <w:rPr>
+          <w:bCs/>
+          <w:b/>
+        </w:rPr>
+        <w:t xml:space="preserve"> </w:t>
+      </w:r>
+      <w:r>
+        <w:rPr>
+          <w:bCs/>
+          <w:b/>
+        </w:rPr>
+        <w:t xml:space="preserve">L.</w:t>
+      </w:r>
+      <w:r>
+        <w:t xml:space="preserve"> </w:t>
+      </w:r>
+      <w:r>
+        <w:t xml:space="preserve">Os números não são a mesma grandeza:</w:t>
+      </w:r>
+      <w:r>
+        <w:t xml:space="preserve"> </w:t>
+      </w:r>
+      <w:r>
+        <w:rPr>
+          <w:rStyle w:val="VerbatimChar"/>
+        </w:rPr>
+        <w:t xml:space="preserve">50,7 L</w:t>
+      </w:r>
+      <w:r>
+        <w:t xml:space="preserve"> </w:t>
+      </w:r>
+      <w:r>
+        <w:t xml:space="preserve">é</w:t>
+      </w:r>
+      <w:r>
+        <w:t xml:space="preserve"> </w:t>
+      </w:r>
+      <w:r>
+        <w:t xml:space="preserve">uma soma de quatro taxas registradas, enquanto</w:t>
+      </w:r>
+      <w:r>
+        <w:t xml:space="preserve"> </w:t>
+      </w:r>
+      <w:r>
+        <w:rPr>
+          <w:rStyle w:val="VerbatimChar"/>
+        </w:rPr>
+        <w:t xml:space="preserve">48 L</w:t>
+      </w:r>
+      <w:r>
+        <w:t xml:space="preserve"> </w:t>
+      </w:r>
+      <w:r>
+        <w:t xml:space="preserve">é a</w:t>
+      </w:r>
+      <w:r>
+        <w:t xml:space="preserve"> </w:t>
+      </w:r>
+      <w:r>
+        <w:t xml:space="preserve">área sob a função</w:t>
+      </w:r>
+      <w:r>
+        <w:t xml:space="preserve"> </w:t>
+      </w:r>
+      <w:r>
+        <w:rPr>
+          <w:rStyle w:val="VerbatimChar"/>
+        </w:rPr>
+        <w:t xml:space="preserve">11+0,5t</w:t>
+      </w:r>
+      <w:r>
+        <w:t xml:space="preserve"> </w:t>
+      </w:r>
+      <w:r>
+        <w:t xml:space="preserve">em</w:t>
+      </w:r>
+      <w:r>
+        <w:t xml:space="preserve"> </w:t>
+      </w:r>
+      <w:r>
+        <w:rPr>
+          <w:rStyle w:val="VerbatimChar"/>
+        </w:rPr>
+        <w:t xml:space="preserve">[0,4]</w:t>
+      </w:r>
+      <w:r>
+        <w:t xml:space="preserve">. Para</w:t>
+      </w:r>
+      <w:r>
+        <w:t xml:space="preserve"> </w:t>
+      </w:r>
+      <w:r>
+        <w:t xml:space="preserve">aproximar uma integral com a tabela, é preciso informar como cada</w:t>
+      </w:r>
+      <w:r>
+        <w:t xml:space="preserve"> </w:t>
+      </w:r>
+      <w:r>
+        <w:t xml:space="preserve">leitura representa o intervalo entre os dias.</w:t>
       </w:r>
     </w:p>
     <w:p>
@@ -30274,46 +30466,58 @@
           <w:bCs/>
           <w:b/>
         </w:rPr>
-        <w:t xml:space="preserve">T6 → não, daria 19,2.</w:t>
-      </w:r>
-      <w:r>
-        <w:t xml:space="preserve"> </w:t>
-      </w:r>
-      <w:r>
-        <w:t xml:space="preserve">6,4×3 =</w:t>
-      </w:r>
-      <w:r>
-        <w:t xml:space="preserve"> </w:t>
-      </w:r>
-      <w:r>
-        <w:rPr>
-          <w:bCs/>
-          <w:b/>
-        </w:rPr>
-        <w:t xml:space="preserve">19,2 kg</w:t>
-      </w:r>
-      <w:r>
-        <w:rPr>
-          <w:bCs/>
-          <w:b/>
-        </w:rPr>
-        <w:t xml:space="preserve"> </w:t>
-      </w:r>
-      <w:r>
-        <w:rPr>
-          <w:bCs/>
-          <w:b/>
-        </w:rPr>
-        <w:t xml:space="preserve">(exemplo)</w:t>
-      </w:r>
-      <w:r>
-        <w:t xml:space="preserve">, 0,1 acima da soma 19,1. Retângulo = base ×</w:t>
-      </w:r>
-      <w:r>
-        <w:t xml:space="preserve"> </w:t>
-      </w:r>
-      <w:r>
-        <w:t xml:space="preserve">altura.</w:t>
+        <w:t xml:space="preserve">T6 → não.</w:t>
+      </w:r>
+      <w:r>
+        <w:t xml:space="preserve"> </w:t>
+      </w:r>
+      <w:r>
+        <w:t xml:space="preserve">A soma é</w:t>
+      </w:r>
+      <w:r>
+        <w:t xml:space="preserve"> </w:t>
+      </w:r>
+      <w:r>
+        <w:rPr>
+          <w:rStyle w:val="VerbatimChar"/>
+        </w:rPr>
+        <w:t xml:space="preserve">6,2+6,4+6,5=19,1 kg</w:t>
+      </w:r>
+      <w:r>
+        <w:t xml:space="preserve">; com taxa constante,</w:t>
+      </w:r>
+      <w:r>
+        <w:t xml:space="preserve"> </w:t>
+      </w:r>
+      <w:r>
+        <w:rPr>
+          <w:rStyle w:val="VerbatimChar"/>
+        </w:rPr>
+        <w:t xml:space="preserve">6,4×3=19,2 kg</w:t>
+      </w:r>
+      <w:r>
+        <w:t xml:space="preserve">, apenas</w:t>
+      </w:r>
+      <w:r>
+        <w:t xml:space="preserve"> </w:t>
+      </w:r>
+      <w:r>
+        <w:rPr>
+          <w:rStyle w:val="VerbatimChar"/>
+        </w:rPr>
+        <w:t xml:space="preserve">0,1 kg</w:t>
+      </w:r>
+      <w:r>
+        <w:t xml:space="preserve"> </w:t>
+      </w:r>
+      <w:r>
+        <w:t xml:space="preserve">maior. Retângulo</w:t>
+      </w:r>
+      <w:r>
+        <w:t xml:space="preserve"> </w:t>
+      </w:r>
+      <w:r>
+        <w:t xml:space="preserve">= base × altura.</w:t>
       </w:r>
     </w:p>
     <w:p>
@@ -30329,38 +30533,70 @@
           <w:bCs/>
           <w:b/>
         </w:rPr>
-        <w:t xml:space="preserve">T7 → 750.</w:t>
-      </w:r>
-      <w:r>
-        <w:t xml:space="preserve"> </w:t>
-      </w:r>
-      <w:r>
-        <w:t xml:space="preserve">∫(20x−100)dx = 10x²−100x de 0 a 15 = 2250</w:t>
-      </w:r>
-      <w:r>
-        <w:t xml:space="preserve"> </w:t>
-      </w:r>
-      <w:r>
-        <w:t xml:space="preserve">− 1500 =</w:t>
-      </w:r>
-      <w:r>
-        <w:t xml:space="preserve"> </w:t>
-      </w:r>
-      <w:r>
-        <w:rPr>
-          <w:bCs/>
-          <w:b/>
-        </w:rPr>
-        <w:t xml:space="preserve">750 (exemplo)</w:t>
-      </w:r>
-      <w:r>
-        <w:t xml:space="preserve">. Frase: "receita acima do custo</w:t>
-      </w:r>
-      <w:r>
-        <w:t xml:space="preserve"> </w:t>
-      </w:r>
-      <w:r>
-        <w:t xml:space="preserve">somou 750 de lucro acumulado no período (exemplo)".</w:t>
+        <w:t xml:space="preserve">T7 → 750 unidades monetárias de exemplo.</w:t>
+      </w:r>
+      <w:r>
+        <w:t xml:space="preserve"> </w:t>
+      </w:r>
+      <w:r>
+        <w:rPr>
+          <w:rStyle w:val="VerbatimChar"/>
+        </w:rPr>
+        <w:t xml:space="preserve">∫(20x−100)dx=10x²−100x</w:t>
+      </w:r>
+      <w:r>
+        <w:t xml:space="preserve"> </w:t>
+      </w:r>
+      <w:r>
+        <w:t xml:space="preserve">de</w:t>
+      </w:r>
+      <w:r>
+        <w:t xml:space="preserve"> </w:t>
+      </w:r>
+      <w:r>
+        <w:rPr>
+          <w:rStyle w:val="VerbatimChar"/>
+        </w:rPr>
+        <w:t xml:space="preserve">0</w:t>
+      </w:r>
+      <w:r>
+        <w:t xml:space="preserve"> </w:t>
+      </w:r>
+      <w:r>
+        <w:t xml:space="preserve">a</w:t>
+      </w:r>
+      <w:r>
+        <w:t xml:space="preserve"> </w:t>
+      </w:r>
+      <w:r>
+        <w:rPr>
+          <w:rStyle w:val="VerbatimChar"/>
+        </w:rPr>
+        <w:t xml:space="preserve">15</w:t>
+      </w:r>
+      <w:r>
+        <w:t xml:space="preserve"> </w:t>
+      </w:r>
+      <w:r>
+        <w:t xml:space="preserve">dá</w:t>
+      </w:r>
+      <w:r>
+        <w:t xml:space="preserve"> </w:t>
+      </w:r>
+      <w:r>
+        <w:rPr>
+          <w:rStyle w:val="VerbatimChar"/>
+        </w:rPr>
+        <w:t xml:space="preserve">2250−1500=750</w:t>
+      </w:r>
+      <w:r>
+        <w:t xml:space="preserve">. A área é positiva; nesse modelo, a</w:t>
+      </w:r>
+      <w:r>
+        <w:t xml:space="preserve"> </w:t>
+      </w:r>
+      <w:r>
+        <w:t xml:space="preserve">receita fica acima do custo no intervalo.</w:t>
       </w:r>
     </w:p>
     <w:p>
@@ -30448,11 +30684,61 @@
         <w:pStyle w:val="FirstParagraph"/>
       </w:pPr>
       <w:r>
+        <w:t xml:space="preserve">*A Ana olha o pasto: no modelo, a taxa de crescimento da biomassa é</w:t>
+      </w:r>
+      <w:r>
+        <w:t xml:space="preserve"> </w:t>
+      </w:r>
+      <w:r>
+        <w:t xml:space="preserve">proporcional à biomassa que já existe. No paiol, o modelo faz o</w:t>
+      </w:r>
+      <w:r>
+        <w:t xml:space="preserve"> </w:t>
+      </w:r>
+      <w:r>
+        <w:t xml:space="preserve">contrário: a qualidade do volumoso decai a uma taxa proporcional ao que</w:t>
+      </w:r>
+      <w:r>
+        <w:t xml:space="preserve"> </w:t>
+      </w:r>
+      <w:r>
+        <w:t xml:space="preserve">resta. "Crescer junto com o que tem e decair junto com o que resta têm a</w:t>
+      </w:r>
+      <w:r>
+        <w:t xml:space="preserve"> </w:t>
+      </w:r>
+      <w:r>
+        <w:t xml:space="preserve">mesma forma matemática?" Sim:</w:t>
+      </w:r>
+      <w:r>
+        <w:t xml:space="preserve"> </w:t>
+      </w:r>
+      <w:r>
+        <w:rPr>
+          <w:rStyle w:val="VerbatimChar"/>
+        </w:rPr>
+        <w:t xml:space="preserve">dy/dx=ky</w:t>
+      </w:r>
+      <w:r>
+        <w:t xml:space="preserve">, com sinais e</w:t>
+      </w:r>
+      <w:r>
+        <w:t xml:space="preserve"> </w:t>
+      </w:r>
+      <w:r>
+        <w:t xml:space="preserve">unidades bem definidos.</w:t>
+      </w:r>
+    </w:p>
+    <w:p>
+      <w:pPr>
+        <w:pStyle w:val="BodyText"/>
+      </w:pPr>
+      <w:r>
         <w:rPr>
           <w:iCs/>
           <w:i/>
         </w:rPr>
-        <w:t xml:space="preserve">A Ana olha o pasto: a biomassa cresce — e quanto mais capim, mais</w:t>
+        <w:t xml:space="preserve">Ela também integra taxas: ganho e consumo acumulados, além do</w:t>
       </w:r>
       <w:r>
         <w:rPr>
@@ -30466,7 +30752,7 @@
           <w:iCs/>
           <w:i/>
         </w:rPr>
-        <w:t xml:space="preserve">cresce (até certo ponto do modelo simples). No paiol, o inverso: a</w:t>
+        <w:t xml:space="preserve">resultado entre receita e custo. A integral soma valores com o sinal do</w:t>
       </w:r>
       <w:r>
         <w:rPr>
@@ -30480,89 +30766,7 @@
           <w:iCs/>
           <w:i/>
         </w:rPr>
-        <w:t xml:space="preserve">qualidade do volumoso cai proporcionalmente ao que resta. "Crescer junto</w:t>
-      </w:r>
-      <w:r>
-        <w:rPr>
-          <w:iCs/>
-          <w:i/>
-        </w:rPr>
-        <w:t xml:space="preserve"> </w:t>
-      </w:r>
-      <w:r>
-        <w:rPr>
-          <w:iCs/>
-          <w:i/>
-        </w:rPr>
-        <w:t xml:space="preserve">com o que tem e decair junto com o que resta — isso tem a mesma cara</w:t>
-      </w:r>
-      <w:r>
-        <w:rPr>
-          <w:iCs/>
-          <w:i/>
-        </w:rPr>
-        <w:t xml:space="preserve"> </w:t>
-      </w:r>
-      <w:r>
-        <w:rPr>
-          <w:iCs/>
-          <w:i/>
-        </w:rPr>
-        <w:t xml:space="preserve">matemática?" Tem: dy/dx = ky.</w:t>
-      </w:r>
-    </w:p>
-    <w:p>
-      <w:pPr>
-        <w:pStyle w:val="BodyText"/>
-      </w:pPr>
-      <w:r>
-        <w:rPr>
-          <w:iCs/>
-          <w:i/>
-        </w:rPr>
-        <w:t xml:space="preserve">Ela também soma áreas: ganho total sob a curva de taxa, consumo</w:t>
-      </w:r>
-      <w:r>
-        <w:rPr>
-          <w:iCs/>
-          <w:i/>
-        </w:rPr>
-        <w:t xml:space="preserve"> </w:t>
-      </w:r>
-      <w:r>
-        <w:rPr>
-          <w:iCs/>
-          <w:i/>
-        </w:rPr>
-        <w:t xml:space="preserve">total sob a curva de consumo, lucro acumulado entre receita e custo.</w:t>
-      </w:r>
-      <w:r>
-        <w:rPr>
-          <w:iCs/>
-          <w:i/>
-        </w:rPr>
-        <w:t xml:space="preserve"> </w:t>
-      </w:r>
-      <w:r>
-        <w:rPr>
-          <w:iCs/>
-          <w:i/>
-        </w:rPr>
-        <w:t xml:space="preserve">"Área agora eu sei: é integral definida. E o crescer/decair? É</w:t>
-      </w:r>
-      <w:r>
-        <w:rPr>
-          <w:iCs/>
-          <w:i/>
-        </w:rPr>
-        <w:t xml:space="preserve"> </w:t>
-      </w:r>
-      <w:r>
-        <w:rPr>
-          <w:iCs/>
-          <w:i/>
-        </w:rPr>
-        <w:t xml:space="preserve">exponencial."</w:t>
+        <w:t xml:space="preserve">gráfico; a EDO modela crescimento ou decaimento proporcionais.</w:t>
       </w:r>
     </w:p>
     <w:p>
@@ -30586,31 +30790,88 @@
         <w:t xml:space="preserve"> </w:t>
       </w:r>
       <w:r>
-        <w:t xml:space="preserve">Área = integral definida</w:t>
-      </w:r>
-      <w:r>
-        <w:t xml:space="preserve"> </w:t>
-      </w:r>
-      <w:r>
-        <w:t xml:space="preserve">(taxa → total) → EDO dy/dx = ky (taxa proporcional ao que tem) → solução</w:t>
-      </w:r>
-      <w:r>
-        <w:t xml:space="preserve"> </w:t>
-      </w:r>
-      <w:r>
-        <w:t xml:space="preserve">y = y₀·e^(kx) (k&gt;0 cresce; k&lt;0 decai) → separar (dy/y = k dx,</w:t>
-      </w:r>
-      <w:r>
-        <w:t xml:space="preserve"> </w:t>
-      </w:r>
-      <w:r>
-        <w:t xml:space="preserve">integra, exponencia) → meia-vida t½ = ln2/|k|. Campo: biomassa,</w:t>
-      </w:r>
-      <w:r>
-        <w:t xml:space="preserve"> </w:t>
-      </w:r>
-      <w:r>
-        <w:t xml:space="preserve">qualidade do volumoso, ganho/consumo acumulado.</w:t>
+        <w:t xml:space="preserve">Integral definida (soma</w:t>
+      </w:r>
+      <w:r>
+        <w:t xml:space="preserve"> </w:t>
+      </w:r>
+      <w:r>
+        <w:t xml:space="preserve">com sinal) → EDO</w:t>
+      </w:r>
+      <w:r>
+        <w:t xml:space="preserve"> </w:t>
+      </w:r>
+      <w:r>
+        <w:rPr>
+          <w:rStyle w:val="VerbatimChar"/>
+        </w:rPr>
+        <w:t xml:space="preserve">dy/dx=ky</w:t>
+      </w:r>
+      <w:r>
+        <w:t xml:space="preserve"> </w:t>
+      </w:r>
+      <w:r>
+        <w:t xml:space="preserve">(taxa proporcional ao que existe)</w:t>
+      </w:r>
+      <w:r>
+        <w:t xml:space="preserve"> </w:t>
+      </w:r>
+      <w:r>
+        <w:t xml:space="preserve">→ solução</w:t>
+      </w:r>
+      <w:r>
+        <w:t xml:space="preserve"> </w:t>
+      </w:r>
+      <w:r>
+        <w:rPr>
+          <w:rStyle w:val="VerbatimChar"/>
+        </w:rPr>
+        <w:t xml:space="preserve">y=y₀e^{kx}</w:t>
+      </w:r>
+      <w:r>
+        <w:t xml:space="preserve"> </w:t>
+      </w:r>
+      <w:r>
+        <w:t xml:space="preserve">(</w:t>
+      </w:r>
+      <w:r>
+        <w:rPr>
+          <w:rStyle w:val="VerbatimChar"/>
+        </w:rPr>
+        <w:t xml:space="preserve">k&gt;0</w:t>
+      </w:r>
+      <w:r>
+        <w:t xml:space="preserve"> </w:t>
+      </w:r>
+      <w:r>
+        <w:t xml:space="preserve">cresce;</w:t>
+      </w:r>
+      <w:r>
+        <w:t xml:space="preserve"> </w:t>
+      </w:r>
+      <w:r>
+        <w:rPr>
+          <w:rStyle w:val="VerbatimChar"/>
+        </w:rPr>
+        <w:t xml:space="preserve">k&lt;0</w:t>
+      </w:r>
+      <w:r>
+        <w:t xml:space="preserve"> </w:t>
+      </w:r>
+      <w:r>
+        <w:t xml:space="preserve">decai) → separar, integrar e exponenciar → meia-vida</w:t>
+      </w:r>
+      <w:r>
+        <w:t xml:space="preserve"> </w:t>
+      </w:r>
+      <w:r>
+        <w:rPr>
+          <w:rStyle w:val="VerbatimChar"/>
+        </w:rPr>
+        <w:t xml:space="preserve">t½=ln2/|k|</w:t>
+      </w:r>
+      <w:r>
+        <w:t xml:space="preserve">.</w:t>
       </w:r>
     </w:p>
     <w:p>
@@ -30670,73 +30931,52 @@
           <w:bCs/>
           <w:b/>
         </w:rPr>
-        <w:t xml:space="preserve">Parte A — Área sob curva:</w:t>
-      </w:r>
-      <w:r>
-        <w:t xml:space="preserve"> </w:t>
-      </w:r>
-      <w:r>
-        <w:t xml:space="preserve">a integral</w:t>
-      </w:r>
-      <w:r>
-        <w:t xml:space="preserve"> </w:t>
-      </w:r>
-      <w:r>
-        <w:rPr>
-          <w:bCs/>
-          <w:b/>
-        </w:rPr>
-        <w:t xml:space="preserve">definida</w:t>
-      </w:r>
-      <w:r>
-        <w:t xml:space="preserve"> </w:t>
-      </w:r>
-      <w:r>
-        <w:t xml:space="preserve">é a área entre a curva y = f(x) e o eixo x, de</w:t>
-      </w:r>
-      <w:r>
-        <w:t xml:space="preserve"> </w:t>
-      </w:r>
-      <w:r>
-        <w:t xml:space="preserve">a até b. Se a curva está</w:t>
-      </w:r>
-      <w:r>
-        <w:t xml:space="preserve"> </w:t>
-      </w:r>
-      <w:r>
-        <w:rPr>
-          <w:bCs/>
-          <w:b/>
-        </w:rPr>
-        <w:t xml:space="preserve">em cima do eixo</w:t>
-      </w:r>
-      <w:r>
-        <w:t xml:space="preserve">, área =</w:t>
-      </w:r>
-      <w:r>
-        <w:t xml:space="preserve"> </w:t>
-      </w:r>
-      <w:r>
-        <w:t xml:space="preserve">integral. Se está</w:t>
-      </w:r>
-      <w:r>
-        <w:t xml:space="preserve"> </w:t>
-      </w:r>
-      <w:r>
-        <w:rPr>
-          <w:bCs/>
-          <w:b/>
-        </w:rPr>
-        <w:t xml:space="preserve">embaixo</w:t>
-      </w:r>
-      <w:r>
-        <w:t xml:space="preserve">, a integral dá sinal negativo</w:t>
-      </w:r>
-      <w:r>
-        <w:t xml:space="preserve"> </w:t>
-      </w:r>
-      <w:r>
-        <w:t xml:space="preserve">(área "vale" positivo, mas a integral assina).</w:t>
+        <w:t xml:space="preserve">Parte A — Área com sinal:</w:t>
+      </w:r>
+      <w:r>
+        <w:t xml:space="preserve"> </w:t>
+      </w:r>
+      <w:r>
+        <w:t xml:space="preserve">a integral definida soma</w:t>
+      </w:r>
+      <w:r>
+        <w:t xml:space="preserve"> </w:t>
+      </w:r>
+      <w:r>
+        <w:t xml:space="preserve">as áreas com o sinal que aparece no gráfico. Quando</w:t>
+      </w:r>
+      <w:r>
+        <w:t xml:space="preserve"> </w:t>
+      </w:r>
+      <w:r>
+        <w:rPr>
+          <w:rStyle w:val="VerbatimChar"/>
+        </w:rPr>
+        <w:t xml:space="preserve">f(t)≥0</w:t>
+      </w:r>
+      <w:r>
+        <w:t xml:space="preserve"> </w:t>
+      </w:r>
+      <w:r>
+        <w:t xml:space="preserve">em todo o intervalo, a integral é a área acumulada. Quando a curva passa</w:t>
+      </w:r>
+      <w:r>
+        <w:t xml:space="preserve"> </w:t>
+      </w:r>
+      <w:r>
+        <w:t xml:space="preserve">abaixo do eixo, a parte negativa reduz o resultado; para medir apenas a</w:t>
+      </w:r>
+      <w:r>
+        <w:t xml:space="preserve"> </w:t>
+      </w:r>
+      <w:r>
+        <w:t xml:space="preserve">área geométrica, é preciso separar os trechos e usar valores</w:t>
+      </w:r>
+      <w:r>
+        <w:t xml:space="preserve"> </w:t>
+      </w:r>
+      <w:r>
+        <w:t xml:space="preserve">absolutos.</w:t>
       </w:r>
     </w:p>
     <w:p>
@@ -31550,7 +31790,7 @@
           <w:bCs/>
           <w:b/>
         </w:rPr>
-        <w:t xml:space="preserve">Receita A — área = integral definida:</w:t>
+        <w:t xml:space="preserve">Receita A — integral definida com sinal:</w:t>
       </w:r>
     </w:p>
     <w:p>
@@ -32562,19 +32802,100 @@
         <w:t xml:space="preserve"> </w:t>
       </w:r>
       <w:r>
-        <w:t xml:space="preserve">linear soma sempre o</w:t>
-      </w:r>
-      <w:r>
-        <w:t xml:space="preserve"> </w:t>
-      </w:r>
-      <w:r>
-        <w:t xml:space="preserve">MESMO degrau (+2 kg/mês); exponencial soma 10% do que tem — por isso em</w:t>
-      </w:r>
-      <w:r>
-        <w:t xml:space="preserve"> </w:t>
-      </w:r>
-      <w:r>
-        <w:t xml:space="preserve">t = 20 a diferença já é de ~88 kg.</w:t>
+        <w:t xml:space="preserve">a reta soma</w:t>
+      </w:r>
+      <w:r>
+        <w:t xml:space="preserve"> </w:t>
+      </w:r>
+      <w:r>
+        <w:rPr>
+          <w:rStyle w:val="VerbatimChar"/>
+        </w:rPr>
+        <w:t xml:space="preserve">2 kg</w:t>
+      </w:r>
+      <w:r>
+        <w:t xml:space="preserve"> </w:t>
+      </w:r>
+      <w:r>
+        <w:t xml:space="preserve">por mês; no modelo exponencial, a</w:t>
+      </w:r>
+      <w:r>
+        <w:t xml:space="preserve"> </w:t>
+      </w:r>
+      <w:r>
+        <w:rPr>
+          <w:bCs/>
+          <w:b/>
+        </w:rPr>
+        <w:t xml:space="preserve">taxa</w:t>
+      </w:r>
+      <w:r>
+        <w:rPr>
+          <w:bCs/>
+          <w:b/>
+        </w:rPr>
+        <w:t xml:space="preserve"> </w:t>
+      </w:r>
+      <w:r>
+        <w:rPr>
+          <w:bCs/>
+          <w:b/>
+        </w:rPr>
+        <w:t xml:space="preserve">instantânea</w:t>
+      </w:r>
+      <w:r>
+        <w:t xml:space="preserve"> </w:t>
+      </w:r>
+      <w:r>
+        <w:t xml:space="preserve">em cada momento é</w:t>
+      </w:r>
+      <w:r>
+        <w:t xml:space="preserve"> </w:t>
+      </w:r>
+      <w:r>
+        <w:rPr>
+          <w:rStyle w:val="VerbatimChar"/>
+        </w:rPr>
+        <w:t xml:space="preserve">0,1</w:t>
+      </w:r>
+      <w:r>
+        <w:t xml:space="preserve"> </w:t>
+      </w:r>
+      <w:r>
+        <w:t xml:space="preserve">do peso atual.</w:t>
+      </w:r>
+      <w:r>
+        <w:t xml:space="preserve"> </w:t>
+      </w:r>
+      <w:r>
+        <w:t xml:space="preserve">Por isso a curva acelera mais e, em</w:t>
+      </w:r>
+      <w:r>
+        <w:t xml:space="preserve"> </w:t>
+      </w:r>
+      <w:r>
+        <w:rPr>
+          <w:rStyle w:val="VerbatimChar"/>
+        </w:rPr>
+        <w:t xml:space="preserve">t=20</w:t>
+      </w:r>
+      <w:r>
+        <w:t xml:space="preserve">, já está cerca de</w:t>
+      </w:r>
+      <w:r>
+        <w:t xml:space="preserve"> </w:t>
+      </w:r>
+      <w:r>
+        <w:rPr>
+          <w:rStyle w:val="VerbatimChar"/>
+        </w:rPr>
+        <w:t xml:space="preserve">88 kg</w:t>
+      </w:r>
+      <w:r>
+        <w:t xml:space="preserve"> </w:t>
+      </w:r>
+      <w:r>
+        <w:t xml:space="preserve">acima da reta.</w:t>
       </w:r>
     </w:p>
     <w:p>
@@ -32828,7 +33149,7 @@
         <w:pStyle w:val="FirstParagraph"/>
       </w:pPr>
       <w:r>
-        <w:t xml:space="preserve">gabarito do guia (clique depois de tentar)</w:t>
+        <w:t xml:space="preserve">Gabarito do guia (abrir depois de tentar)</w:t>
       </w:r>
     </w:p>
     <w:p>
@@ -33019,19 +33340,28 @@
         <w:pStyle w:val="Compact"/>
       </w:pPr>
       <w:r>
-        <w:t xml:space="preserve">Frase-pronta: "os dois modelos partem de 20 kg; o linear soma +2</w:t>
-      </w:r>
-      <w:r>
-        <w:t xml:space="preserve"> </w:t>
-      </w:r>
-      <w:r>
-        <w:t xml:space="preserve">kg/mês e o exponencial soma 10% do próprio peso — a curva vence a reta e</w:t>
-      </w:r>
-      <w:r>
-        <w:t xml:space="preserve"> </w:t>
-      </w:r>
-      <w:r>
-        <w:t xml:space="preserve">não é alcançada (números de exemplo)".</w:t>
+        <w:t xml:space="preserve">Frase-pronta: "os dois modelos partem de 20 kg; a reta soma</w:t>
+      </w:r>
+      <w:r>
+        <w:t xml:space="preserve"> </w:t>
+      </w:r>
+      <w:r>
+        <w:rPr>
+          <w:rStyle w:val="VerbatimChar"/>
+        </w:rPr>
+        <w:t xml:space="preserve">2 kg</w:t>
+      </w:r>
+      <w:r>
+        <w:t xml:space="preserve"> </w:t>
+      </w:r>
+      <w:r>
+        <w:t xml:space="preserve">por mês, enquanto a taxa do modelo exponencial é 10%</w:t>
+      </w:r>
+      <w:r>
+        <w:t xml:space="preserve"> </w:t>
+      </w:r>
+      <w:r>
+        <w:t xml:space="preserve">do peso atual em cada instante (números de exemplo)".</w:t>
       </w:r>
     </w:p>
     <w:bookmarkEnd w:id="213"/>
@@ -33978,7 +34308,7 @@
       </w:r>
     </w:p>
     <w:bookmarkEnd w:id="217"/>
-    <w:bookmarkStart w:id="218" w:name="X544a1ea92c5ffc68cc8244e27ba9714ffa4a256"/>
+    <w:bookmarkStart w:id="218" w:name="X5b65bebab71dd2b1a32885221e0600f35d0e353"/>
     <w:p>
       <w:pPr>
         <w:pStyle w:val="Heading4"/>
@@ -33990,7 +34320,7 @@
         <w:t xml:space="preserve"> </w:t>
       </w:r>
       <w:r>
-        <w:t xml:space="preserve">5 — NOVO: lotação de pasto e meia-vida (área + EDO)</w:t>
+        <w:t xml:space="preserve">5 — NOVO: oferta residual e meia-vida (área + EDO)</w:t>
       </w:r>
       <w:r>
         <w:t xml:space="preserve"> </w:t>
@@ -39456,19 +39786,19 @@
         <w:t xml:space="preserve"> </w:t>
       </w:r>
       <w:r>
-        <w:t xml:space="preserve">parábola admite volume</w:t>
-      </w:r>
-      <w:r>
-        <w:t xml:space="preserve"> </w:t>
-      </w:r>
-      <w:r>
-        <w:t xml:space="preserve">negativo após certo intervalo e não representa a curva lactacional de</w:t>
-      </w:r>
-      <w:r>
-        <w:t xml:space="preserve"> </w:t>
-      </w:r>
-      <w:r>
-        <w:t xml:space="preserve">forma realista.</w:t>
+        <w:t xml:space="preserve">a parábola admite volume</w:t>
+      </w:r>
+      <w:r>
+        <w:t xml:space="preserve"> </w:t>
+      </w:r>
+      <w:r>
+        <w:t xml:space="preserve">negativo após certo intervalo e não inclui outras formas de curva; sua</w:t>
+      </w:r>
+      <w:r>
+        <w:t xml:space="preserve"> </w:t>
+      </w:r>
+      <w:r>
+        <w:t xml:space="preserve">adequação a um conjunto de dados precisaria ser verificada.</w:t>
       </w:r>
     </w:p>
     <w:bookmarkEnd w:id="236"/>
@@ -41992,7 +42322,7 @@
       </w:r>
     </w:p>
     <w:bookmarkEnd w:id="242"/>
-    <w:bookmarkStart w:id="243" w:name="Xb0dc6c8e82690fc9ee99d210595afd90cc7e500"/>
+    <w:bookmarkStart w:id="243" w:name="Xc78a2f218e030e5b5171e9c9a95c120200018d4"/>
     <w:p>
       <w:pPr>
         <w:pStyle w:val="Heading3"/>
@@ -42004,13 +42334,7 @@
         <w:t xml:space="preserve"> </w:t>
       </w:r>
       <w:r>
-        <w:t xml:space="preserve">— Unidade 4 · aplicação · integração por partes em exposição de</w:t>
-      </w:r>
-      <w:r>
-        <w:t xml:space="preserve"> </w:t>
-      </w:r>
-      <w:r>
-        <w:t xml:space="preserve">lote</w:t>
+        <w:t xml:space="preserve">— Unidade 4 · aplicação · soma ponderada pelo tempo</w:t>
       </w:r>
     </w:p>
     <w:p>
@@ -42043,7 +42367,7 @@
         <w:t xml:space="preserve"> </w:t>
       </w:r>
       <w:r>
-        <w:t xml:space="preserve">UA. Calcule a exposição ponderada</w:t>
+        <w:t xml:space="preserve">UA. Calcule a soma</w:t>
       </w:r>
       <w:r>
         <w:t xml:space="preserve"> </w:t>
@@ -42055,7 +42379,28 @@
         <w:t xml:space="preserve">E=∫₀⁶ tN(t)dt</w:t>
       </w:r>
       <w:r>
-        <w:t xml:space="preserve">, em UA·dia².</w:t>
+        <w:t xml:space="preserve">, em UA·dia². O fator</w:t>
+      </w:r>
+      <w:r>
+        <w:t xml:space="preserve"> </w:t>
+      </w:r>
+      <w:r>
+        <w:rPr>
+          <w:rStyle w:val="VerbatimChar"/>
+        </w:rPr>
+        <w:t xml:space="preserve">t</w:t>
+      </w:r>
+      <w:r>
+        <w:t xml:space="preserve"> </w:t>
+      </w:r>
+      <w:r>
+        <w:t xml:space="preserve">dá mais</w:t>
+      </w:r>
+      <w:r>
+        <w:t xml:space="preserve"> </w:t>
+      </w:r>
+      <w:r>
+        <w:t xml:space="preserve">peso aos dias finais.</w:t>
       </w:r>
     </w:p>
     <w:p>
@@ -50485,7 +50830,7 @@
               <w:jc w:val="left"/>
             </w:pPr>
             <w:r>
-              <w:t xml:space="preserve">∫ xⁿ dx = xⁿ⁺¹/(n+1) + C</w:t>
+              <w:t xml:space="preserve">∫ xⁿ dx = xⁿ⁺¹/(n+1) + C, para n≠−1</w:t>
             </w:r>
           </w:p>
         </w:tc>
@@ -50497,7 +50842,7 @@
               <w:jc w:val="left"/>
             </w:pPr>
             <w:r>
-              <w:t xml:space="preserve">Sobe o expoente, divide (nunca por 0)</w:t>
+              <w:t xml:space="preserve">Se n=−1, use ln|x| + C; nunca divida por zero</w:t>
             </w:r>
           </w:p>
         </w:tc>
@@ -54051,7 +54396,7 @@
       </w:r>
     </w:p>
     <w:bookmarkEnd w:id="270"/>
-    <w:bookmarkStart w:id="275" w:name="onde-pedir-ajuda"/>
+    <w:bookmarkStart w:id="276" w:name="onde-pedir-ajuda"/>
     <w:p>
       <w:pPr>
         <w:pStyle w:val="Heading2"/>
@@ -54493,7 +54838,7 @@
       </w:r>
     </w:p>
     <w:bookmarkEnd w:id="272"/>
-    <w:bookmarkStart w:id="273" w:name="Xadc91a7ddb419b56607fbf8169a4d584c0b0d6d"/>
+    <w:bookmarkStart w:id="274" w:name="Xadc91a7ddb419b56607fbf8169a4d584c0b0d6d"/>
     <w:p>
       <w:pPr>
         <w:pStyle w:val="Heading3"/>
@@ -54546,6 +54891,41 @@
     </w:p>
     <w:p>
       <w:pPr>
+        <w:pStyle w:val="BlockText"/>
+      </w:pPr>
+      <w:r>
+        <w:rPr>
+          <w:bCs/>
+          <w:b/>
+        </w:rPr>
+        <w:t xml:space="preserve">Vale sempre o programa analítico oficial da UFV</w:t>
+      </w:r>
+      <w:r>
+        <w:t xml:space="preserve"> </w:t>
+      </w:r>
+      <w:r>
+        <w:t xml:space="preserve">e as</w:t>
+      </w:r>
+      <w:r>
+        <w:t xml:space="preserve"> </w:t>
+      </w:r>
+      <w:r>
+        <w:t xml:space="preserve">orientações do(a) docente. Programa Analítico (catálogo 2025):</w:t>
+      </w:r>
+      <w:r>
+        <w:t xml:space="preserve"> </w:t>
+      </w:r>
+      <w:hyperlink r:id="rId273">
+        <w:r>
+          <w:rPr>
+            <w:rStyle w:val="Hyperlink"/>
+          </w:rPr>
+          <w:t xml:space="preserve">https://www3.dti.ufv.br/dti/catalogo/programa-analitico/60403</w:t>
+        </w:r>
+      </w:hyperlink>
+    </w:p>
+    <w:p>
+      <w:pPr>
         <w:pStyle w:val="FirstParagraph"/>
       </w:pPr>
       <w:r>
@@ -54576,8 +54956,8 @@
         <w:t xml:space="preserve">&gt; qualquer grupo de WhatsApp.</w:t>
       </w:r>
     </w:p>
-    <w:bookmarkEnd w:id="273"/>
-    <w:bookmarkStart w:id="274" w:name="X1bb6a423f6ca70e7845d028cecd18f1f8ffb203"/>
+    <w:bookmarkEnd w:id="274"/>
+    <w:bookmarkStart w:id="275" w:name="X1bb6a423f6ca70e7845d028cecd18f1f8ffb203"/>
     <w:p>
       <w:pPr>
         <w:pStyle w:val="Heading3"/>
@@ -54957,21 +55337,15 @@
         </w:pict>
       </w:r>
     </w:p>
-    <w:bookmarkEnd w:id="274"/>
     <w:bookmarkEnd w:id="275"/>
-    <w:bookmarkStart w:id="292" w:name="X2f6a81e32c22b3c02833c13b7b2867b67bb0ed1"/>
+    <w:bookmarkEnd w:id="276"/>
+    <w:bookmarkStart w:id="293" w:name="anexo-v3-figuras-e-expansão"/>
     <w:p>
       <w:pPr>
         <w:pStyle w:val="Heading2"/>
       </w:pPr>
       <w:r>
-        <w:t xml:space="preserve">ANEXO V3 —</w:t>
-      </w:r>
-      <w:r>
-        <w:t xml:space="preserve"> </w:t>
-      </w:r>
-      <w:r>
-        <w:t xml:space="preserve">CONFIRMAÇÃO DE FIGURAS E EXPANSÃO</w:t>
+        <w:t xml:space="preserve">ANEXO V3 — FIGURAS E EXPANSÃO</w:t>
       </w:r>
     </w:p>
     <w:p>
@@ -55248,7 +55622,7 @@
         </w:pict>
       </w:r>
     </w:p>
-    <w:bookmarkStart w:id="291" w:name="encerramento-da-ana"/>
+    <w:bookmarkStart w:id="292" w:name="encerramento-da-ana"/>
     <w:p>
       <w:pPr>
         <w:pStyle w:val="Heading3"/>
@@ -55440,18 +55814,18 @@
           <wp:inline>
             <wp:extent cx="4064000" cy="4064000"/>
             <wp:effectExtent b="0" l="0" r="0" t="0"/>
-            <wp:docPr descr="" title="Progresso" id="277" name="Picture"/>
+            <wp:docPr descr="" title="Progresso" id="278" name="Picture"/>
             <a:graphic>
               <a:graphicData uri="http://schemas.openxmlformats.org/drawingml/2006/picture">
                 <pic:pic>
                   <pic:nvPicPr>
-                    <pic:cNvPr descr="../../assets/badges/badge-01.png" id="278" name="Picture"/>
+                    <pic:cNvPr descr="../../assets/badges/badge-01.png" id="279" name="Picture"/>
                     <pic:cNvPicPr>
                       <a:picLocks noChangeArrowheads="1" noChangeAspect="1"/>
                     </pic:cNvPicPr>
                   </pic:nvPicPr>
                   <pic:blipFill>
-                    <a:blip r:embed="rId276"/>
+                    <a:blip r:embed="rId277"/>
                     <a:stretch>
                       <a:fillRect/>
                     </a:stretch>
@@ -55482,18 +55856,18 @@
           <wp:inline>
             <wp:extent cx="4064000" cy="4064000"/>
             <wp:effectExtent b="0" l="0" r="0" t="0"/>
-            <wp:docPr descr="" title="Progresso" id="280" name="Picture"/>
+            <wp:docPr descr="" title="Progresso" id="281" name="Picture"/>
             <a:graphic>
               <a:graphicData uri="http://schemas.openxmlformats.org/drawingml/2006/picture">
                 <pic:pic>
                   <pic:nvPicPr>
-                    <pic:cNvPr descr="../../assets/badges/badge-02.png" id="281" name="Picture"/>
+                    <pic:cNvPr descr="../../assets/badges/badge-02.png" id="282" name="Picture"/>
                     <pic:cNvPicPr>
                       <a:picLocks noChangeArrowheads="1" noChangeAspect="1"/>
                     </pic:cNvPicPr>
                   </pic:nvPicPr>
                   <pic:blipFill>
-                    <a:blip r:embed="rId279"/>
+                    <a:blip r:embed="rId280"/>
                     <a:stretch>
                       <a:fillRect/>
                     </a:stretch>
@@ -55524,18 +55898,18 @@
           <wp:inline>
             <wp:extent cx="4064000" cy="4064000"/>
             <wp:effectExtent b="0" l="0" r="0" t="0"/>
-            <wp:docPr descr="" title="Progresso" id="283" name="Picture"/>
+            <wp:docPr descr="" title="Progresso" id="284" name="Picture"/>
             <a:graphic>
               <a:graphicData uri="http://schemas.openxmlformats.org/drawingml/2006/picture">
                 <pic:pic>
                   <pic:nvPicPr>
-                    <pic:cNvPr descr="../../assets/badges/badge-03.png" id="284" name="Picture"/>
+                    <pic:cNvPr descr="../../assets/badges/badge-03.png" id="285" name="Picture"/>
                     <pic:cNvPicPr>
                       <a:picLocks noChangeArrowheads="1" noChangeAspect="1"/>
                     </pic:cNvPicPr>
                   </pic:nvPicPr>
                   <pic:blipFill>
-                    <a:blip r:embed="rId282"/>
+                    <a:blip r:embed="rId283"/>
                     <a:stretch>
                       <a:fillRect/>
                     </a:stretch>
@@ -55566,18 +55940,18 @@
           <wp:inline>
             <wp:extent cx="4064000" cy="4064000"/>
             <wp:effectExtent b="0" l="0" r="0" t="0"/>
-            <wp:docPr descr="" title="Progresso" id="286" name="Picture"/>
+            <wp:docPr descr="" title="Progresso" id="287" name="Picture"/>
             <a:graphic>
               <a:graphicData uri="http://schemas.openxmlformats.org/drawingml/2006/picture">
                 <pic:pic>
                   <pic:nvPicPr>
-                    <pic:cNvPr descr="../../assets/badges/badge-04.png" id="287" name="Picture"/>
+                    <pic:cNvPr descr="../../assets/badges/badge-04.png" id="288" name="Picture"/>
                     <pic:cNvPicPr>
                       <a:picLocks noChangeArrowheads="1" noChangeAspect="1"/>
                     </pic:cNvPicPr>
                   </pic:nvPicPr>
                   <pic:blipFill>
-                    <a:blip r:embed="rId285"/>
+                    <a:blip r:embed="rId286"/>
                     <a:stretch>
                       <a:fillRect/>
                     </a:stretch>
@@ -55608,18 +55982,18 @@
           <wp:inline>
             <wp:extent cx="4064000" cy="4064000"/>
             <wp:effectExtent b="0" l="0" r="0" t="0"/>
-            <wp:docPr descr="" title="Progresso" id="289" name="Picture"/>
+            <wp:docPr descr="" title="Progresso" id="290" name="Picture"/>
             <a:graphic>
               <a:graphicData uri="http://schemas.openxmlformats.org/drawingml/2006/picture">
                 <pic:pic>
                   <pic:nvPicPr>
-                    <pic:cNvPr descr="../../assets/badges/badge-05.png" id="290" name="Picture"/>
+                    <pic:cNvPr descr="../../assets/badges/badge-05.png" id="291" name="Picture"/>
                     <pic:cNvPicPr>
                       <a:picLocks noChangeArrowheads="1" noChangeAspect="1"/>
                     </pic:cNvPicPr>
                   </pic:nvPicPr>
                   <pic:blipFill>
-                    <a:blip r:embed="rId288"/>
+                    <a:blip r:embed="rId289"/>
                     <a:stretch>
                       <a:fillRect/>
                     </a:stretch>
@@ -55646,8 +56020,8 @@
         </w:drawing>
       </w:r>
     </w:p>
-    <w:bookmarkEnd w:id="291"/>
     <w:bookmarkEnd w:id="292"/>
+    <w:bookmarkEnd w:id="293"/>
     <w:p>
       <w:pPr>
         <w:pStyle w:val="BodyText"/>
